--- a/ACE_T3_Implementation_Planning_Gettens.docx
+++ b/ACE_T3_Implementation_Planning_Gettens.docx
@@ -30,7 +30,7 @@
           <w:sz w:val="26"/>
           <w:szCs w:val="26"/>
         </w:rPr>
-        <w:t xml:space="preserve">Session Outline: Connections + Academic Matchmaking</w:t>
+        <w:t xml:space="preserve">Session Outline: Academic Matchmaking + Connections</w:t>
       </w:r>
     </w:p>
     <w:p>
@@ -65,24 +65,7 @@
           <w:sz w:val="22"/>
           <w:szCs w:val="22"/>
         </w:rPr>
-        <w:t xml:space="preserve">Session date / setting: </w:t>
-      </w:r>
-      <w:r>
-        <w:rPr>
-          <w:rFonts w:ascii="Arial" w:cs="Arial" w:eastAsia="Arial" w:hAnsi="Arial"/>
-          <w:sz w:val="22"/>
-          <w:szCs w:val="22"/>
-          <w:shd w:fill="FFFF00" w:color="auto" w:val="clear"/>
-        </w:rPr>
-        <w:t xml:space="preserve">[date and event, e.g., KEEN Spring Retreat 2026]</w:t>
-      </w:r>
-      <w:r>
-        <w:rPr>
-          <w:rFonts w:ascii="Arial" w:cs="Arial" w:eastAsia="Arial" w:hAnsi="Arial"/>
-          <w:sz w:val="22"/>
-          <w:szCs w:val="22"/>
-        </w:rPr>
-        <w:t xml:space="preserve">  |  Participants: </w:t>
+        <w:t xml:space="preserve">Session date / setting: KEEN Spring Retreat, May 13, 2026  |  Participants: </w:t>
       </w:r>
       <w:r>
         <w:rPr>
@@ -136,7 +119,7 @@
           <w:sz w:val="22"/>
           <w:szCs w:val="22"/>
         </w:rPr>
-        <w:t xml:space="preserve">This one-hour session combines two KEEN activities into a single arc: from mapping a system to mapping people. In Part 1, Connections (Module 2), teams use index cards and labeled string to build a physical concept map of NASA’s Artemis program. Each team starts from an assigned focal element, such as the lunar landing system, astronaut safety systems or international partnerships. They find 8–12 connected factors, tie cards together with string labeled by the relationship, and mark one non-obvious connection and one high-risk connection. A surprise constraint, in which a partner country (Greece) is delayed in producing the lunar module propellant, then forces teams to revisit their maps and decide what changes, what gets prioritized and where tradeoffs fall. Teams share in one minute each, and everyone completes a “Mission Log” reflection (“if ___ fails, then ___ happens, which ultimately affects ___”).</w:t>
+        <w:t xml:space="preserve">This one-hour session combines two KEEN activities into one arc: first connecting people, then connecting ideas within a complex system.</w:t>
       </w:r>
     </w:p>
     <w:p>
@@ -149,7 +132,20 @@
           <w:sz w:val="22"/>
           <w:szCs w:val="22"/>
         </w:rPr>
-        <w:t xml:space="preserve">In Part 2, Academic Matchmaking, participants apply the same connection-making to their own work. After a short “share your story” warm-up, they write an idea and a challenge on a card (teaching or research), walk the room holding quick one-on-one conversations (“Does anything I’m working on connect with yours?”), form pairs or trios around complementary ideas, and build a 30-second pitch that completes the sentence “Together, we can create value by ___ for ___ because ___.” The session ends with each group sharing its pitch.</w:t>
+        <w:t xml:space="preserve">Part 1, Academic Matchmaking. After a short “share your story” warm-up, participants write an idea and a challenge on a card (teaching or research). They then walk the room holding quick one-on-one conversations (“Does anything I’m working on connect with yours?”), form pairs or trios around complementary ideas, and build a 30-second pitch that completes the sentence “Together, we can create value by ___ for ___ because ___.” Each group shares its pitch.</w:t>
+      </w:r>
+    </w:p>
+    <w:p>
+      <w:pPr>
+        <w:spacing w:after="120"/>
+      </w:pPr>
+      <w:r>
+        <w:rPr>
+          <w:rFonts w:ascii="Arial" w:cs="Arial" w:eastAsia="Arial" w:hAnsi="Arial"/>
+          <w:sz w:val="22"/>
+          <w:szCs w:val="22"/>
+        </w:rPr>
+        <w:t xml:space="preserve">Part 2, Connections (Module 2). Teams use index cards and labeled string to build a physical concept map of NASA’s Artemis program, starting from an assigned focal element such as the lunar landing system, astronaut safety systems or international partnerships. They find connected factors, label each string with the relationship, and mark one non-obvious and one high-risk connection. A surprise constraint, in which partner country Greece is delayed in producing the lunar module propellant, forces teams to revisit their maps and decide what changes. Teams share in one minute each, and everyone completes a “Mission Log” reflection (“if ___ fails, then ___ happens, which ultimately affects ___”).</w:t>
       </w:r>
     </w:p>
     <w:p>
@@ -197,7 +193,7 @@
           <w:sz w:val="22"/>
           <w:szCs w:val="22"/>
         </w:rPr>
-        <w:t xml:space="preserve">Identify teaching methods that help students make connections in their courses.</w:t>
+        <w:t xml:space="preserve">Recognize potential teaching and research collaborators by connecting their own ideas and challenges with those of colleagues in other disciplines.</w:t>
       </w:r>
     </w:p>
     <w:p>
@@ -215,7 +211,7 @@
           <w:sz w:val="22"/>
           <w:szCs w:val="22"/>
         </w:rPr>
-        <w:t xml:space="preserve">Describe the purpose, components and format of a concept map, and use physical modeling (cards and string) to make relationships in a complex system visible.</w:t>
+        <w:t xml:space="preserve">Articulate a concrete, 30-second collaboration idea that creates value for students, their field or their community.</w:t>
       </w:r>
     </w:p>
     <w:p>
@@ -233,7 +229,7 @@
           <w:sz w:val="22"/>
           <w:szCs w:val="22"/>
         </w:rPr>
-        <w:t xml:space="preserve">Anticipate how a change or constraint in one part of a system ripples through the rest, and adapt a plan in response.</w:t>
+        <w:t xml:space="preserve">Identify teaching methods that help students make connections in their courses.</w:t>
       </w:r>
     </w:p>
     <w:p>
@@ -251,7 +247,7 @@
           <w:sz w:val="22"/>
           <w:szCs w:val="22"/>
         </w:rPr>
-        <w:t xml:space="preserve">Recognize potential teaching and research collaborators by connecting their own ideas and challenges with those of colleagues in other disciplines.</w:t>
+        <w:t xml:space="preserve">Describe the purpose, components and format of a concept map, and use cards and string to make relationships in a complex system visible.</w:t>
       </w:r>
     </w:p>
     <w:p>
@@ -269,7 +265,7 @@
           <w:sz w:val="22"/>
           <w:szCs w:val="22"/>
         </w:rPr>
-        <w:t xml:space="preserve">Articulate a concrete, 30-second collaboration idea that creates value for students, their field or their community.</w:t>
+        <w:t xml:space="preserve">Anticipate how a change or constraint in one part of a system ripples through the rest, and adapt a plan in response.</w:t>
       </w:r>
     </w:p>
     <w:p>
@@ -299,7 +295,7 @@
           <w:sz w:val="22"/>
           <w:szCs w:val="22"/>
         </w:rPr>
-        <w:t xml:space="preserve">The session is anchored in the KEEN “Connections” pillar and also touches Curiosity and Creating Value. EM is both modeled by the facilitators and practiced by participants:</w:t>
+        <w:t xml:space="preserve">The session targets the KEEN “Connections” pillar, with Curiosity and Creating Value also present. EM is modeled by the facilitators and practiced by participants:</w:t>
       </w:r>
     </w:p>
     <w:p>
@@ -317,7 +313,7 @@
           <w:sz w:val="22"/>
           <w:szCs w:val="22"/>
         </w:rPr>
-        <w:t xml:space="preserve">Systems Thinking is practiced when teams place a focal element at the center and map what it depends on and what it affects, seeing the system laid out on the table.</w:t>
+        <w:t xml:space="preserve">Curiosity and Creativity are practiced in the walk-and-match conversations, where participants ask how their work connects to a colleague’s.</w:t>
       </w:r>
     </w:p>
     <w:p>
@@ -335,7 +331,7 @@
           <w:sz w:val="22"/>
           <w:szCs w:val="22"/>
         </w:rPr>
-        <w:t xml:space="preserve">Knowledge Synthesis is practiced as teams combine engineering, politics, cost, risk and public trust into one map, and again when colleagues from different fields combine ideas in Matchmaking.</w:t>
+        <w:t xml:space="preserve">Creating Value is practiced when pairs and trios turn a connection into a pitch: who benefits, and what is the practical first step?</w:t>
       </w:r>
     </w:p>
     <w:p>
@@ -353,7 +349,7 @@
           <w:sz w:val="22"/>
           <w:szCs w:val="22"/>
         </w:rPr>
-        <w:t xml:space="preserve">Implications Thinking and Risk Awareness are practiced through the high-risk connection and the mid-activity constraint, which asks teams to anticipate the first domino to fall.</w:t>
+        <w:t xml:space="preserve">Systems Thinking is practiced when teams place a focal element at the center of the table and map what it depends on and what it affects.</w:t>
       </w:r>
     </w:p>
     <w:p>
@@ -371,7 +367,7 @@
           <w:sz w:val="22"/>
           <w:szCs w:val="22"/>
         </w:rPr>
-        <w:t xml:space="preserve">Creativity and Curiosity are practiced in the non-obvious connection, the walk-and-match conversations and the question “Does anything I’m working on connect with yours?”</w:t>
+        <w:t xml:space="preserve">Knowledge Synthesis is practiced as teams combine engineering, politics, cost, risk and public trust into one map.</w:t>
       </w:r>
     </w:p>
     <w:p>
@@ -389,7 +385,7 @@
           <w:sz w:val="22"/>
           <w:szCs w:val="22"/>
         </w:rPr>
-        <w:t xml:space="preserve">Creating Value is practiced when pairs and trios turn a connection into a pitch: who benefits, and what is the practical first step?</w:t>
+        <w:t xml:space="preserve">Implications Thinking and Risk Awareness are practiced through the high-risk connection and the mid-activity constraint, which asks teams to name the first domino to fall.</w:t>
       </w:r>
     </w:p>
     <w:p>
@@ -402,7 +398,7 @@
           <w:sz w:val="22"/>
           <w:szCs w:val="22"/>
         </w:rPr>
-        <w:t xml:space="preserve">The two parts also model a transferable teaching move. Faculty experience the activity as learners, then ask “How could you adapt this for your own class? What system or dataset could students map?”</w:t>
+        <w:t xml:space="preserve">Faculty also experience a transferable teaching move as learners, and are then asked: “How could you adapt this for your own class? What system or dataset could students map?”</w:t>
       </w:r>
     </w:p>
     <w:p>
@@ -437,7 +433,7 @@
           <w:sz w:val="22"/>
           <w:szCs w:val="22"/>
         </w:rPr>
-        <w:t xml:space="preserve">KEEN_Connectionsv2.pptx: Connections (12 slides): learning objectives, Habits of EM, Artemis challenge, materials, instructions, share-out, CONSTRAINT!, Mission Log.</w:t>
+        <w:t xml:space="preserve">KEEN_Workshop_Academic_Matchmaking.pptx (8 slides): Share Your Story, session overview, Idea Spark, Walk &amp; Match, Form Your Team and Build the Pitch, Quick Share, Takeaway.</w:t>
       </w:r>
     </w:p>
     <w:p>
@@ -455,7 +451,7 @@
           <w:sz w:val="22"/>
           <w:szCs w:val="22"/>
         </w:rPr>
-        <w:t xml:space="preserve">KEEN_Workshop_Academic_Matchmaking.pptx (8 slides): Share Your Story, session overview, Idea Spark, Walk &amp; Match, Form Your Team and Build the Pitch, Quick Share, Takeaway.</w:t>
+        <w:t xml:space="preserve">KEEN_Connectionsv2.pptx (12 slides): learning objectives, Habits of EM, Artemis challenge, materials, instructions, share-out, CONSTRAINT!, Mission Log.</w:t>
       </w:r>
     </w:p>
     <w:p>
@@ -587,7 +583,7 @@
                 <w:sz w:val="20"/>
                 <w:szCs w:val="20"/>
               </w:rPr>
-              <w:t xml:space="preserve">Connect · Collaborate · Create Value: Mapping Systems and Matching Ideas </w:t>
+              <w:t xml:space="preserve">Connect · Collaborate · Create Value: Matching Ideas and Mapping Systems </w:t>
             </w:r>
             <w:r>
               <w:rPr>
@@ -665,7 +661,7 @@
                 <w:sz w:val="20"/>
                 <w:szCs w:val="20"/>
               </w:rPr>
-              <w:t xml:space="preserve">Faculty and instructors from engineering and other disciplines, both teaching- and research-focused. Invited through the KEEN network and department email. </w:t>
+              <w:t xml:space="preserve">Faculty and instructors from engineering and other disciplines, both teaching- and research-focused, invited through the KEEN network. </w:t>
             </w:r>
             <w:r>
               <w:rPr>
@@ -795,16 +791,7 @@
                 <w:sz w:val="20"/>
                 <w:szCs w:val="20"/>
               </w:rPr>
-              <w:t xml:space="preserve">☒ Other: KEEN Spring Retreat session </w:t>
-            </w:r>
-            <w:r>
-              <w:rPr>
-                <w:rFonts w:ascii="Arial" w:cs="Arial" w:eastAsia="Arial" w:hAnsi="Arial"/>
-                <w:sz w:val="20"/>
-                <w:szCs w:val="20"/>
-                <w:shd w:fill="FFFF00" w:color="auto" w:val="clear"/>
-              </w:rPr>
-              <w:t xml:space="preserve">[confirm]</w:t>
+              <w:t xml:space="preserve">☒ Other: KEEN Spring Retreat session</w:t>
             </w:r>
           </w:p>
         </w:tc>
@@ -873,7 +860,7 @@
                 <w:sz w:val="20"/>
                 <w:szCs w:val="20"/>
               </w:rPr>
-              <w:t xml:space="preserve">☐ Curiosity</w:t>
+              <w:t xml:space="preserve">☒ Curiosity (secondary)</w:t>
             </w:r>
           </w:p>
           <w:p>
@@ -899,7 +886,7 @@
                 <w:sz w:val="20"/>
                 <w:szCs w:val="20"/>
               </w:rPr>
-              <w:t xml:space="preserve">☒ Creating Value (secondary, through Matchmaking)</w:t>
+              <w:t xml:space="preserve">☒ Creating Value (secondary)</w:t>
             </w:r>
           </w:p>
           <w:p>
@@ -981,7 +968,7 @@
                 <w:sz w:val="20"/>
                 <w:szCs w:val="20"/>
               </w:rPr>
-              <w:t xml:space="preserve">Connections Module 2 (Artemis System Mapping): learning objectives, Habits of EM, team assignments, index card and string activity, constraint injection, share-out and Mission Log, delivered as written in the lesson plan and slide deck. </w:t>
+              <w:t xml:space="preserve">Connections Module 2 (Artemis System Mapping): learning objectives, Habits of EM, team assignments, the index card and string activity, constraint injection, share-out and Mission Log, delivered per the lesson plan and slide deck. </w:t>
             </w:r>
             <w:r>
               <w:rPr>
@@ -990,7 +977,7 @@
                 <w:szCs w:val="20"/>
                 <w:shd w:fill="FFFF00" w:color="auto" w:val="clear"/>
               </w:rPr>
-              <w:t xml:space="preserve">[Check the 80/20 split against the final time breakdown below.]</w:t>
+              <w:t xml:space="preserve">[Check the 80/20 split against the time breakdown below.]</w:t>
             </w:r>
           </w:p>
         </w:tc>
@@ -1059,7 +1046,7 @@
                 <w:sz w:val="20"/>
                 <w:szCs w:val="20"/>
               </w:rPr>
-              <w:t xml:space="preserve">Academic Matchmaking: a bridge from mapping systems to mapping people, with an idea-and-challenge card, walk-and-match conversations and a 30-second collaboration pitch. Adapted for a mixed audience of teaching and research faculty, and shortened (warm-up, walk and match, build the pitch) to fit one hour.</w:t>
+              <w:t xml:space="preserve">Academic Matchmaking, used as the opening: an idea-and-challenge card, walk-and-match conversations and a 30-second collaboration pitch. It is adapted for a mixed audience of teaching and research faculty and shortened to fit one hour.</w:t>
             </w:r>
           </w:p>
         </w:tc>
@@ -1128,7 +1115,7 @@
                 <w:sz w:val="20"/>
                 <w:szCs w:val="20"/>
               </w:rPr>
-              <w:t xml:space="preserve">Two main hands-on activities with short engagement moments between them. Part 1 is team-based and tactile, with 3 teams of about 5 working at tables. Part 2 is individual then social, with participants moving around the room and then forming pairs or trios. Participants are never seated passively for more than a few minutes.</w:t>
+              <w:t xml:space="preserve">Two hands-on activities. Part 1 is individual, then social, with participants moving around the room and forming pairs or trios. Part 2 is team-based and tactile, with 3 teams of about 5 at tables. Participants are never seated passively for more than a few minutes.</w:t>
             </w:r>
           </w:p>
         </w:tc>
@@ -1197,7 +1184,7 @@
                 <w:sz w:val="20"/>
                 <w:szCs w:val="20"/>
               </w:rPr>
-              <w:t xml:space="preserve">Faculty leave with (1) a ready-to-run cards-and-string mapping activity they can adapt to a system or dataset in their own course, and (2) a specific collaboration idea and a named colleague to follow up with.</w:t>
+              <w:t xml:space="preserve">Faculty leave with (1) a specific collaboration idea and a named colleague to follow up with, and (2) a ready-to-run cards-and-string mapping activity they can adapt to a system or dataset in their own course.</w:t>
             </w:r>
           </w:p>
         </w:tc>
@@ -1266,7 +1253,7 @@
                 <w:sz w:val="20"/>
                 <w:szCs w:val="20"/>
               </w:rPr>
-              <w:t xml:space="preserve">The Connections lesson plan (materials checklist, timing, facilitation prompts), plus the Mission Log sentence stem and the Matchmaking pitch format as takeaways. </w:t>
+              <w:t xml:space="preserve">The Connections lesson plan (materials, timing, facilitation prompts), plus the Matchmaking pitch format and the Mission Log sentence stem as takeaways. </w:t>
             </w:r>
             <w:r>
               <w:rPr>
@@ -1344,20 +1331,7 @@
                 <w:sz w:val="20"/>
                 <w:szCs w:val="20"/>
               </w:rPr>
-              <w:t xml:space="preserve">Slide decks: KEEN_Connectionsv2.pptx and KEEN_Workshop_Academic_Matchmaking.pptx</w:t>
-            </w:r>
-          </w:p>
-          <w:p>
-            <w:pPr>
-              <w:spacing w:after="40"/>
-            </w:pPr>
-            <w:r>
-              <w:rPr>
-                <w:rFonts w:ascii="Arial" w:cs="Arial" w:eastAsia="Arial" w:hAnsi="Arial"/>
-                <w:sz w:val="20"/>
-                <w:szCs w:val="20"/>
-              </w:rPr>
-              <w:t xml:space="preserve">Per team: 20–25 index cards (3×5 or 4×6), a ball of string pre-cut into 8–10 lengths (~12 in), 2–3 markers, and masking tape (optional)</w:t>
+              <w:t xml:space="preserve">Slide decks: KEEN_Workshop_Academic_Matchmaking.pptx and KEEN_Connectionsv2.pptx</w:t>
             </w:r>
           </w:p>
           <w:p>
@@ -1371,6 +1345,19 @@
                 <w:szCs w:val="20"/>
               </w:rPr>
               <w:t xml:space="preserve">Matchmaking: one idea/challenge card per person, pens, and participants’ pre-submitted photos and party songs for the warm-up</w:t>
+            </w:r>
+          </w:p>
+          <w:p>
+            <w:pPr>
+              <w:spacing w:after="40"/>
+            </w:pPr>
+            <w:r>
+              <w:rPr>
+                <w:rFonts w:ascii="Arial" w:cs="Arial" w:eastAsia="Arial" w:hAnsi="Arial"/>
+                <w:sz w:val="20"/>
+                <w:szCs w:val="20"/>
+              </w:rPr>
+              <w:t xml:space="preserve">Per team: 20–25 index cards, string pre-cut into ~12 in lengths, 2–3 markers, masking tape (optional)</w:t>
             </w:r>
           </w:p>
           <w:p>
@@ -1419,10 +1406,10 @@
         </w:tblBorders>
       </w:tblPr>
       <w:tblGrid>
-        <w:gridCol w:w="1250"/>
-        <w:gridCol w:w="3500"/>
-        <w:gridCol w:w="1500"/>
-        <w:gridCol w:w="3110"/>
+        <w:gridCol w:w="1300"/>
+        <w:gridCol w:w="3700"/>
+        <w:gridCol w:w="1600"/>
+        <w:gridCol w:w="2760"/>
       </w:tblGrid>
       <w:tr>
         <w:trPr>
@@ -1431,7 +1418,7 @@
         </w:trPr>
         <w:tc>
           <w:tcPr>
-            <w:tcW w:type="dxa" w:w="1250"/>
+            <w:tcW w:type="dxa" w:w="1300"/>
             <w:tcBorders>
               <w:top w:val="single" w:color="999999" w:sz="4"/>
               <w:left w:val="single" w:color="999999" w:sz="4"/>
@@ -1464,7 +1451,7 @@
         </w:tc>
         <w:tc>
           <w:tcPr>
-            <w:tcW w:type="dxa" w:w="3500"/>
+            <w:tcW w:type="dxa" w:w="3700"/>
             <w:tcBorders>
               <w:top w:val="single" w:color="999999" w:sz="4"/>
               <w:left w:val="single" w:color="999999" w:sz="4"/>
@@ -1497,7 +1484,7 @@
         </w:tc>
         <w:tc>
           <w:tcPr>
-            <w:tcW w:type="dxa" w:w="1500"/>
+            <w:tcW w:type="dxa" w:w="1600"/>
             <w:tcBorders>
               <w:top w:val="single" w:color="999999" w:sz="4"/>
               <w:left w:val="single" w:color="999999" w:sz="4"/>
@@ -1524,13 +1511,13 @@
                 <w:sz w:val="20"/>
                 <w:szCs w:val="20"/>
               </w:rPr>
-              <w:t xml:space="preserve">Corresponding Slides</w:t>
-            </w:r>
-          </w:p>
-        </w:tc>
-        <w:tc>
-          <w:tcPr>
-            <w:tcW w:type="dxa" w:w="3110"/>
+              <w:t xml:space="preserve">Slides</w:t>
+            </w:r>
+          </w:p>
+        </w:tc>
+        <w:tc>
+          <w:tcPr>
+            <w:tcW w:type="dxa" w:w="2760"/>
             <w:tcBorders>
               <w:top w:val="single" w:color="999999" w:sz="4"/>
               <w:left w:val="single" w:color="999999" w:sz="4"/>
@@ -1569,121 +1556,121 @@
         </w:trPr>
         <w:tc>
           <w:tcPr>
-            <w:tcW w:type="dxa" w:w="1250"/>
-            <w:tcBorders>
-              <w:top w:val="single" w:color="999999" w:sz="4"/>
-              <w:left w:val="single" w:color="999999" w:sz="4"/>
-              <w:bottom w:val="single" w:color="999999" w:sz="4"/>
-              <w:right w:val="single" w:color="999999" w:sz="4"/>
-            </w:tcBorders>
-            <w:tcMar>
-              <w:top w:type="dxa" w:w="70"/>
-              <w:left w:type="dxa" w:w="100"/>
-              <w:bottom w:type="dxa" w:w="70"/>
-              <w:right w:type="dxa" w:w="100"/>
-            </w:tcMar>
-          </w:tcPr>
-          <w:p>
-            <w:pPr>
-              <w:spacing w:after="40"/>
-            </w:pPr>
-            <w:r>
-              <w:rPr>
-                <w:rFonts w:ascii="Arial" w:cs="Arial" w:eastAsia="Arial" w:hAnsi="Arial"/>
-                <w:sz w:val="20"/>
-                <w:szCs w:val="20"/>
-              </w:rPr>
-              <w:t xml:space="preserve">0:00–0:02</w:t>
-            </w:r>
-          </w:p>
-        </w:tc>
-        <w:tc>
-          <w:tcPr>
-            <w:tcW w:type="dxa" w:w="3500"/>
-            <w:tcBorders>
-              <w:top w:val="single" w:color="999999" w:sz="4"/>
-              <w:left w:val="single" w:color="999999" w:sz="4"/>
-              <w:bottom w:val="single" w:color="999999" w:sz="4"/>
-              <w:right w:val="single" w:color="999999" w:sz="4"/>
-            </w:tcBorders>
-            <w:tcMar>
-              <w:top w:type="dxa" w:w="70"/>
-              <w:left w:type="dxa" w:w="100"/>
-              <w:bottom w:type="dxa" w:w="70"/>
-              <w:right w:type="dxa" w:w="100"/>
-            </w:tcMar>
-          </w:tcPr>
-          <w:p>
-            <w:pPr>
-              <w:spacing w:after="40"/>
-            </w:pPr>
-            <w:r>
-              <w:rPr>
-                <w:rFonts w:ascii="Arial" w:cs="Arial" w:eastAsia="Arial" w:hAnsi="Arial"/>
-                <w:sz w:val="20"/>
-                <w:szCs w:val="20"/>
-              </w:rPr>
-              <w:t xml:space="preserve">Welcome and learning objectives</w:t>
-            </w:r>
-          </w:p>
-        </w:tc>
-        <w:tc>
-          <w:tcPr>
-            <w:tcW w:type="dxa" w:w="1500"/>
-            <w:tcBorders>
-              <w:top w:val="single" w:color="999999" w:sz="4"/>
-              <w:left w:val="single" w:color="999999" w:sz="4"/>
-              <w:bottom w:val="single" w:color="999999" w:sz="4"/>
-              <w:right w:val="single" w:color="999999" w:sz="4"/>
-            </w:tcBorders>
-            <w:tcMar>
-              <w:top w:type="dxa" w:w="70"/>
-              <w:left w:type="dxa" w:w="100"/>
-              <w:bottom w:type="dxa" w:w="70"/>
-              <w:right w:type="dxa" w:w="100"/>
-            </w:tcMar>
-          </w:tcPr>
-          <w:p>
-            <w:pPr>
-              <w:spacing w:after="40"/>
-            </w:pPr>
-            <w:r>
-              <w:rPr>
-                <w:rFonts w:ascii="Arial" w:cs="Arial" w:eastAsia="Arial" w:hAnsi="Arial"/>
-                <w:sz w:val="20"/>
-                <w:szCs w:val="20"/>
-              </w:rPr>
-              <w:t xml:space="preserve">Connections 1–3</w:t>
-            </w:r>
-          </w:p>
-        </w:tc>
-        <w:tc>
-          <w:tcPr>
-            <w:tcW w:type="dxa" w:w="3110"/>
-            <w:tcBorders>
-              <w:top w:val="single" w:color="999999" w:sz="4"/>
-              <w:left w:val="single" w:color="999999" w:sz="4"/>
-              <w:bottom w:val="single" w:color="999999" w:sz="4"/>
-              <w:right w:val="single" w:color="999999" w:sz="4"/>
-            </w:tcBorders>
-            <w:tcMar>
-              <w:top w:type="dxa" w:w="70"/>
-              <w:left w:type="dxa" w:w="100"/>
-              <w:bottom w:type="dxa" w:w="70"/>
-              <w:right w:type="dxa" w:w="100"/>
-            </w:tcMar>
-          </w:tcPr>
-          <w:p>
-            <w:pPr>
-              <w:spacing w:after="40"/>
-            </w:pPr>
-            <w:r>
-              <w:rPr>
-                <w:rFonts w:ascii="Arial" w:cs="Arial" w:eastAsia="Arial" w:hAnsi="Arial"/>
-                <w:sz w:val="20"/>
-                <w:szCs w:val="20"/>
-              </w:rPr>
-              <w:t xml:space="preserve">Keep it crisp. Participants are eager to start.</w:t>
+            <w:tcW w:type="dxa" w:w="1300"/>
+            <w:tcBorders>
+              <w:top w:val="single" w:color="999999" w:sz="4"/>
+              <w:left w:val="single" w:color="999999" w:sz="4"/>
+              <w:bottom w:val="single" w:color="999999" w:sz="4"/>
+              <w:right w:val="single" w:color="999999" w:sz="4"/>
+            </w:tcBorders>
+            <w:tcMar>
+              <w:top w:type="dxa" w:w="70"/>
+              <w:left w:type="dxa" w:w="100"/>
+              <w:bottom w:type="dxa" w:w="70"/>
+              <w:right w:type="dxa" w:w="100"/>
+            </w:tcMar>
+          </w:tcPr>
+          <w:p>
+            <w:pPr>
+              <w:spacing w:after="40"/>
+            </w:pPr>
+            <w:r>
+              <w:rPr>
+                <w:rFonts w:ascii="Arial" w:cs="Arial" w:eastAsia="Arial" w:hAnsi="Arial"/>
+                <w:sz w:val="20"/>
+                <w:szCs w:val="20"/>
+              </w:rPr>
+              <w:t xml:space="preserve">0:00–0:05</w:t>
+            </w:r>
+          </w:p>
+        </w:tc>
+        <w:tc>
+          <w:tcPr>
+            <w:tcW w:type="dxa" w:w="3700"/>
+            <w:tcBorders>
+              <w:top w:val="single" w:color="999999" w:sz="4"/>
+              <w:left w:val="single" w:color="999999" w:sz="4"/>
+              <w:bottom w:val="single" w:color="999999" w:sz="4"/>
+              <w:right w:val="single" w:color="999999" w:sz="4"/>
+            </w:tcBorders>
+            <w:tcMar>
+              <w:top w:type="dxa" w:w="70"/>
+              <w:left w:type="dxa" w:w="100"/>
+              <w:bottom w:type="dxa" w:w="70"/>
+              <w:right w:type="dxa" w:w="100"/>
+            </w:tcMar>
+          </w:tcPr>
+          <w:p>
+            <w:pPr>
+              <w:spacing w:after="40"/>
+            </w:pPr>
+            <w:r>
+              <w:rPr>
+                <w:rFonts w:ascii="Arial" w:cs="Arial" w:eastAsia="Arial" w:hAnsi="Arial"/>
+                <w:sz w:val="20"/>
+                <w:szCs w:val="20"/>
+              </w:rPr>
+              <w:t xml:space="preserve">Welcome and Share Your Story warm-up</w:t>
+            </w:r>
+          </w:p>
+        </w:tc>
+        <w:tc>
+          <w:tcPr>
+            <w:tcW w:type="dxa" w:w="1600"/>
+            <w:tcBorders>
+              <w:top w:val="single" w:color="999999" w:sz="4"/>
+              <w:left w:val="single" w:color="999999" w:sz="4"/>
+              <w:bottom w:val="single" w:color="999999" w:sz="4"/>
+              <w:right w:val="single" w:color="999999" w:sz="4"/>
+            </w:tcBorders>
+            <w:tcMar>
+              <w:top w:type="dxa" w:w="70"/>
+              <w:left w:type="dxa" w:w="100"/>
+              <w:bottom w:type="dxa" w:w="70"/>
+              <w:right w:type="dxa" w:w="100"/>
+            </w:tcMar>
+          </w:tcPr>
+          <w:p>
+            <w:pPr>
+              <w:spacing w:after="40"/>
+            </w:pPr>
+            <w:r>
+              <w:rPr>
+                <w:rFonts w:ascii="Arial" w:cs="Arial" w:eastAsia="Arial" w:hAnsi="Arial"/>
+                <w:sz w:val="20"/>
+                <w:szCs w:val="20"/>
+              </w:rPr>
+              <w:t xml:space="preserve">Matchmaking 1–3</w:t>
+            </w:r>
+          </w:p>
+        </w:tc>
+        <w:tc>
+          <w:tcPr>
+            <w:tcW w:type="dxa" w:w="2760"/>
+            <w:tcBorders>
+              <w:top w:val="single" w:color="999999" w:sz="4"/>
+              <w:left w:val="single" w:color="999999" w:sz="4"/>
+              <w:bottom w:val="single" w:color="999999" w:sz="4"/>
+              <w:right w:val="single" w:color="999999" w:sz="4"/>
+            </w:tcBorders>
+            <w:tcMar>
+              <w:top w:type="dxa" w:w="70"/>
+              <w:left w:type="dxa" w:w="100"/>
+              <w:bottom w:type="dxa" w:w="70"/>
+              <w:right w:type="dxa" w:w="100"/>
+            </w:tcMar>
+          </w:tcPr>
+          <w:p>
+            <w:pPr>
+              <w:spacing w:after="40"/>
+            </w:pPr>
+            <w:r>
+              <w:rPr>
+                <w:rFonts w:ascii="Arial" w:cs="Arial" w:eastAsia="Arial" w:hAnsi="Arial"/>
+                <w:sz w:val="20"/>
+                <w:szCs w:val="20"/>
+              </w:rPr>
+              <w:t xml:space="preserve">Keep each share to about 15 seconds.</w:t>
             </w:r>
           </w:p>
         </w:tc>
@@ -1695,121 +1682,121 @@
         </w:trPr>
         <w:tc>
           <w:tcPr>
-            <w:tcW w:type="dxa" w:w="1250"/>
-            <w:tcBorders>
-              <w:top w:val="single" w:color="999999" w:sz="4"/>
-              <w:left w:val="single" w:color="999999" w:sz="4"/>
-              <w:bottom w:val="single" w:color="999999" w:sz="4"/>
-              <w:right w:val="single" w:color="999999" w:sz="4"/>
-            </w:tcBorders>
-            <w:tcMar>
-              <w:top w:type="dxa" w:w="70"/>
-              <w:left w:type="dxa" w:w="100"/>
-              <w:bottom w:type="dxa" w:w="70"/>
-              <w:right w:type="dxa" w:w="100"/>
-            </w:tcMar>
-          </w:tcPr>
-          <w:p>
-            <w:pPr>
-              <w:spacing w:after="40"/>
-            </w:pPr>
-            <w:r>
-              <w:rPr>
-                <w:rFonts w:ascii="Arial" w:cs="Arial" w:eastAsia="Arial" w:hAnsi="Arial"/>
-                <w:sz w:val="20"/>
-                <w:szCs w:val="20"/>
-              </w:rPr>
-              <w:t xml:space="preserve">0:02–0:05</w:t>
-            </w:r>
-          </w:p>
-        </w:tc>
-        <w:tc>
-          <w:tcPr>
-            <w:tcW w:type="dxa" w:w="3500"/>
-            <w:tcBorders>
-              <w:top w:val="single" w:color="999999" w:sz="4"/>
-              <w:left w:val="single" w:color="999999" w:sz="4"/>
-              <w:bottom w:val="single" w:color="999999" w:sz="4"/>
-              <w:right w:val="single" w:color="999999" w:sz="4"/>
-            </w:tcBorders>
-            <w:tcMar>
-              <w:top w:type="dxa" w:w="70"/>
-              <w:left w:type="dxa" w:w="100"/>
-              <w:bottom w:type="dxa" w:w="70"/>
-              <w:right w:type="dxa" w:w="100"/>
-            </w:tcMar>
-          </w:tcPr>
-          <w:p>
-            <w:pPr>
-              <w:spacing w:after="40"/>
-            </w:pPr>
-            <w:r>
-              <w:rPr>
-                <w:rFonts w:ascii="Arial" w:cs="Arial" w:eastAsia="Arial" w:hAnsi="Arial"/>
-                <w:sz w:val="20"/>
-                <w:szCs w:val="20"/>
-              </w:rPr>
-              <w:t xml:space="preserve">Connections and the Habits of EM: Systems Thinking, Knowledge Synthesis, Implications Thinking</w:t>
-            </w:r>
-          </w:p>
-        </w:tc>
-        <w:tc>
-          <w:tcPr>
-            <w:tcW w:type="dxa" w:w="1500"/>
-            <w:tcBorders>
-              <w:top w:val="single" w:color="999999" w:sz="4"/>
-              <w:left w:val="single" w:color="999999" w:sz="4"/>
-              <w:bottom w:val="single" w:color="999999" w:sz="4"/>
-              <w:right w:val="single" w:color="999999" w:sz="4"/>
-            </w:tcBorders>
-            <w:tcMar>
-              <w:top w:type="dxa" w:w="70"/>
-              <w:left w:type="dxa" w:w="100"/>
-              <w:bottom w:type="dxa" w:w="70"/>
-              <w:right w:type="dxa" w:w="100"/>
-            </w:tcMar>
-          </w:tcPr>
-          <w:p>
-            <w:pPr>
-              <w:spacing w:after="40"/>
-            </w:pPr>
-            <w:r>
-              <w:rPr>
-                <w:rFonts w:ascii="Arial" w:cs="Arial" w:eastAsia="Arial" w:hAnsi="Arial"/>
-                <w:sz w:val="20"/>
-                <w:szCs w:val="20"/>
-              </w:rPr>
-              <w:t xml:space="preserve">Connections 4–5</w:t>
-            </w:r>
-          </w:p>
-        </w:tc>
-        <w:tc>
-          <w:tcPr>
-            <w:tcW w:type="dxa" w:w="3110"/>
-            <w:tcBorders>
-              <w:top w:val="single" w:color="999999" w:sz="4"/>
-              <w:left w:val="single" w:color="999999" w:sz="4"/>
-              <w:bottom w:val="single" w:color="999999" w:sz="4"/>
-              <w:right w:val="single" w:color="999999" w:sz="4"/>
-            </w:tcBorders>
-            <w:tcMar>
-              <w:top w:type="dxa" w:w="70"/>
-              <w:left w:type="dxa" w:w="100"/>
-              <w:bottom w:type="dxa" w:w="70"/>
-              <w:right w:type="dxa" w:w="100"/>
-            </w:tcMar>
-          </w:tcPr>
-          <w:p>
-            <w:pPr>
-              <w:spacing w:after="40"/>
-            </w:pPr>
-            <w:r>
-              <w:rPr>
-                <w:rFonts w:ascii="Arial" w:cs="Arial" w:eastAsia="Arial" w:hAnsi="Arial"/>
-                <w:sz w:val="20"/>
-                <w:szCs w:val="20"/>
-              </w:rPr>
-              <w:t xml:space="preserve">Don’t read every item. Tie the framework to what they are about to do.</w:t>
+            <w:tcW w:type="dxa" w:w="1300"/>
+            <w:tcBorders>
+              <w:top w:val="single" w:color="999999" w:sz="4"/>
+              <w:left w:val="single" w:color="999999" w:sz="4"/>
+              <w:bottom w:val="single" w:color="999999" w:sz="4"/>
+              <w:right w:val="single" w:color="999999" w:sz="4"/>
+            </w:tcBorders>
+            <w:tcMar>
+              <w:top w:type="dxa" w:w="70"/>
+              <w:left w:type="dxa" w:w="100"/>
+              <w:bottom w:type="dxa" w:w="70"/>
+              <w:right w:type="dxa" w:w="100"/>
+            </w:tcMar>
+          </w:tcPr>
+          <w:p>
+            <w:pPr>
+              <w:spacing w:after="40"/>
+            </w:pPr>
+            <w:r>
+              <w:rPr>
+                <w:rFonts w:ascii="Arial" w:cs="Arial" w:eastAsia="Arial" w:hAnsi="Arial"/>
+                <w:sz w:val="20"/>
+                <w:szCs w:val="20"/>
+              </w:rPr>
+              <w:t xml:space="preserve">0:05–0:10</w:t>
+            </w:r>
+          </w:p>
+        </w:tc>
+        <w:tc>
+          <w:tcPr>
+            <w:tcW w:type="dxa" w:w="3700"/>
+            <w:tcBorders>
+              <w:top w:val="single" w:color="999999" w:sz="4"/>
+              <w:left w:val="single" w:color="999999" w:sz="4"/>
+              <w:bottom w:val="single" w:color="999999" w:sz="4"/>
+              <w:right w:val="single" w:color="999999" w:sz="4"/>
+            </w:tcBorders>
+            <w:tcMar>
+              <w:top w:type="dxa" w:w="70"/>
+              <w:left w:type="dxa" w:w="100"/>
+              <w:bottom w:type="dxa" w:w="70"/>
+              <w:right w:type="dxa" w:w="100"/>
+            </w:tcMar>
+          </w:tcPr>
+          <w:p>
+            <w:pPr>
+              <w:spacing w:after="40"/>
+            </w:pPr>
+            <w:r>
+              <w:rPr>
+                <w:rFonts w:ascii="Arial" w:cs="Arial" w:eastAsia="Arial" w:hAnsi="Arial"/>
+                <w:sz w:val="20"/>
+                <w:szCs w:val="20"/>
+              </w:rPr>
+              <w:t xml:space="preserve">Idea Spark: write an idea and a challenge</w:t>
+            </w:r>
+          </w:p>
+        </w:tc>
+        <w:tc>
+          <w:tcPr>
+            <w:tcW w:type="dxa" w:w="1600"/>
+            <w:tcBorders>
+              <w:top w:val="single" w:color="999999" w:sz="4"/>
+              <w:left w:val="single" w:color="999999" w:sz="4"/>
+              <w:bottom w:val="single" w:color="999999" w:sz="4"/>
+              <w:right w:val="single" w:color="999999" w:sz="4"/>
+            </w:tcBorders>
+            <w:tcMar>
+              <w:top w:type="dxa" w:w="70"/>
+              <w:left w:type="dxa" w:w="100"/>
+              <w:bottom w:type="dxa" w:w="70"/>
+              <w:right w:type="dxa" w:w="100"/>
+            </w:tcMar>
+          </w:tcPr>
+          <w:p>
+            <w:pPr>
+              <w:spacing w:after="40"/>
+            </w:pPr>
+            <w:r>
+              <w:rPr>
+                <w:rFonts w:ascii="Arial" w:cs="Arial" w:eastAsia="Arial" w:hAnsi="Arial"/>
+                <w:sz w:val="20"/>
+                <w:szCs w:val="20"/>
+              </w:rPr>
+              <w:t xml:space="preserve">Matchmaking 4</w:t>
+            </w:r>
+          </w:p>
+        </w:tc>
+        <w:tc>
+          <w:tcPr>
+            <w:tcW w:type="dxa" w:w="2760"/>
+            <w:tcBorders>
+              <w:top w:val="single" w:color="999999" w:sz="4"/>
+              <w:left w:val="single" w:color="999999" w:sz="4"/>
+              <w:bottom w:val="single" w:color="999999" w:sz="4"/>
+              <w:right w:val="single" w:color="999999" w:sz="4"/>
+            </w:tcBorders>
+            <w:tcMar>
+              <w:top w:type="dxa" w:w="70"/>
+              <w:left w:type="dxa" w:w="100"/>
+              <w:bottom w:type="dxa" w:w="70"/>
+              <w:right w:type="dxa" w:w="100"/>
+            </w:tcMar>
+          </w:tcPr>
+          <w:p>
+            <w:pPr>
+              <w:spacing w:after="40"/>
+            </w:pPr>
+            <w:r>
+              <w:rPr>
+                <w:rFonts w:ascii="Arial" w:cs="Arial" w:eastAsia="Arial" w:hAnsi="Arial"/>
+                <w:sz w:val="20"/>
+                <w:szCs w:val="20"/>
+              </w:rPr>
+              <w:t xml:space="preserve">“Be specific. Vague ideas are hard to match.”</w:t>
             </w:r>
           </w:p>
         </w:tc>
@@ -1821,121 +1808,121 @@
         </w:trPr>
         <w:tc>
           <w:tcPr>
-            <w:tcW w:type="dxa" w:w="1250"/>
-            <w:tcBorders>
-              <w:top w:val="single" w:color="999999" w:sz="4"/>
-              <w:left w:val="single" w:color="999999" w:sz="4"/>
-              <w:bottom w:val="single" w:color="999999" w:sz="4"/>
-              <w:right w:val="single" w:color="999999" w:sz="4"/>
-            </w:tcBorders>
-            <w:tcMar>
-              <w:top w:type="dxa" w:w="70"/>
-              <w:left w:type="dxa" w:w="100"/>
-              <w:bottom w:type="dxa" w:w="70"/>
-              <w:right w:type="dxa" w:w="100"/>
-            </w:tcMar>
-          </w:tcPr>
-          <w:p>
-            <w:pPr>
-              <w:spacing w:after="40"/>
-            </w:pPr>
-            <w:r>
-              <w:rPr>
-                <w:rFonts w:ascii="Arial" w:cs="Arial" w:eastAsia="Arial" w:hAnsi="Arial"/>
-                <w:sz w:val="20"/>
-                <w:szCs w:val="20"/>
-              </w:rPr>
-              <w:t xml:space="preserve">0:05–0:07</w:t>
-            </w:r>
-          </w:p>
-        </w:tc>
-        <w:tc>
-          <w:tcPr>
-            <w:tcW w:type="dxa" w:w="3500"/>
-            <w:tcBorders>
-              <w:top w:val="single" w:color="999999" w:sz="4"/>
-              <w:left w:val="single" w:color="999999" w:sz="4"/>
-              <w:bottom w:val="single" w:color="999999" w:sz="4"/>
-              <w:right w:val="single" w:color="999999" w:sz="4"/>
-            </w:tcBorders>
-            <w:tcMar>
-              <w:top w:type="dxa" w:w="70"/>
-              <w:left w:type="dxa" w:w="100"/>
-              <w:bottom w:type="dxa" w:w="70"/>
-              <w:right w:type="dxa" w:w="100"/>
-            </w:tcMar>
-          </w:tcPr>
-          <w:p>
-            <w:pPr>
-              <w:spacing w:after="40"/>
-            </w:pPr>
-            <w:r>
-              <w:rPr>
-                <w:rFonts w:ascii="Arial" w:cs="Arial" w:eastAsia="Arial" w:hAnsi="Arial"/>
-                <w:sz w:val="20"/>
-                <w:szCs w:val="20"/>
-              </w:rPr>
-              <w:t xml:space="preserve">Context (Artemis) and team assignments</w:t>
-            </w:r>
-          </w:p>
-        </w:tc>
-        <w:tc>
-          <w:tcPr>
-            <w:tcW w:type="dxa" w:w="1500"/>
-            <w:tcBorders>
-              <w:top w:val="single" w:color="999999" w:sz="4"/>
-              <w:left w:val="single" w:color="999999" w:sz="4"/>
-              <w:bottom w:val="single" w:color="999999" w:sz="4"/>
-              <w:right w:val="single" w:color="999999" w:sz="4"/>
-            </w:tcBorders>
-            <w:tcMar>
-              <w:top w:type="dxa" w:w="70"/>
-              <w:left w:type="dxa" w:w="100"/>
-              <w:bottom w:type="dxa" w:w="70"/>
-              <w:right w:type="dxa" w:w="100"/>
-            </w:tcMar>
-          </w:tcPr>
-          <w:p>
-            <w:pPr>
-              <w:spacing w:after="40"/>
-            </w:pPr>
-            <w:r>
-              <w:rPr>
-                <w:rFonts w:ascii="Arial" w:cs="Arial" w:eastAsia="Arial" w:hAnsi="Arial"/>
-                <w:sz w:val="20"/>
-                <w:szCs w:val="20"/>
-              </w:rPr>
-              <w:t xml:space="preserve">Connections 6–7</w:t>
-            </w:r>
-          </w:p>
-        </w:tc>
-        <w:tc>
-          <w:tcPr>
-            <w:tcW w:type="dxa" w:w="3110"/>
-            <w:tcBorders>
-              <w:top w:val="single" w:color="999999" w:sz="4"/>
-              <w:left w:val="single" w:color="999999" w:sz="4"/>
-              <w:bottom w:val="single" w:color="999999" w:sz="4"/>
-              <w:right w:val="single" w:color="999999" w:sz="4"/>
-            </w:tcBorders>
-            <w:tcMar>
-              <w:top w:type="dxa" w:w="70"/>
-              <w:left w:type="dxa" w:w="100"/>
-              <w:bottom w:type="dxa" w:w="70"/>
-              <w:right w:type="dxa" w:w="100"/>
-            </w:tcMar>
-          </w:tcPr>
-          <w:p>
-            <w:pPr>
-              <w:spacing w:after="40"/>
-            </w:pPr>
-            <w:r>
-              <w:rPr>
-                <w:rFonts w:ascii="Arial" w:cs="Arial" w:eastAsia="Arial" w:hAnsi="Arial"/>
-                <w:sz w:val="20"/>
-                <w:szCs w:val="20"/>
-              </w:rPr>
-              <w:t xml:space="preserve">Assign teams in advance so groups can move straight to the activity.</w:t>
+            <w:tcW w:type="dxa" w:w="1300"/>
+            <w:tcBorders>
+              <w:top w:val="single" w:color="999999" w:sz="4"/>
+              <w:left w:val="single" w:color="999999" w:sz="4"/>
+              <w:bottom w:val="single" w:color="999999" w:sz="4"/>
+              <w:right w:val="single" w:color="999999" w:sz="4"/>
+            </w:tcBorders>
+            <w:tcMar>
+              <w:top w:type="dxa" w:w="70"/>
+              <w:left w:type="dxa" w:w="100"/>
+              <w:bottom w:type="dxa" w:w="70"/>
+              <w:right w:type="dxa" w:w="100"/>
+            </w:tcMar>
+          </w:tcPr>
+          <w:p>
+            <w:pPr>
+              <w:spacing w:after="40"/>
+            </w:pPr>
+            <w:r>
+              <w:rPr>
+                <w:rFonts w:ascii="Arial" w:cs="Arial" w:eastAsia="Arial" w:hAnsi="Arial"/>
+                <w:sz w:val="20"/>
+                <w:szCs w:val="20"/>
+              </w:rPr>
+              <w:t xml:space="preserve">0:10–0:18</w:t>
+            </w:r>
+          </w:p>
+        </w:tc>
+        <w:tc>
+          <w:tcPr>
+            <w:tcW w:type="dxa" w:w="3700"/>
+            <w:tcBorders>
+              <w:top w:val="single" w:color="999999" w:sz="4"/>
+              <w:left w:val="single" w:color="999999" w:sz="4"/>
+              <w:bottom w:val="single" w:color="999999" w:sz="4"/>
+              <w:right w:val="single" w:color="999999" w:sz="4"/>
+            </w:tcBorders>
+            <w:tcMar>
+              <w:top w:type="dxa" w:w="70"/>
+              <w:left w:type="dxa" w:w="100"/>
+              <w:bottom w:type="dxa" w:w="70"/>
+              <w:right w:type="dxa" w:w="100"/>
+            </w:tcMar>
+          </w:tcPr>
+          <w:p>
+            <w:pPr>
+              <w:spacing w:after="40"/>
+            </w:pPr>
+            <w:r>
+              <w:rPr>
+                <w:rFonts w:ascii="Arial" w:cs="Arial" w:eastAsia="Arial" w:hAnsi="Arial"/>
+                <w:sz w:val="20"/>
+                <w:szCs w:val="20"/>
+              </w:rPr>
+              <w:t xml:space="preserve">Walk and Match: rapid one-on-one conversations</w:t>
+            </w:r>
+          </w:p>
+        </w:tc>
+        <w:tc>
+          <w:tcPr>
+            <w:tcW w:type="dxa" w:w="1600"/>
+            <w:tcBorders>
+              <w:top w:val="single" w:color="999999" w:sz="4"/>
+              <w:left w:val="single" w:color="999999" w:sz="4"/>
+              <w:bottom w:val="single" w:color="999999" w:sz="4"/>
+              <w:right w:val="single" w:color="999999" w:sz="4"/>
+            </w:tcBorders>
+            <w:tcMar>
+              <w:top w:type="dxa" w:w="70"/>
+              <w:left w:type="dxa" w:w="100"/>
+              <w:bottom w:type="dxa" w:w="70"/>
+              <w:right w:type="dxa" w:w="100"/>
+            </w:tcMar>
+          </w:tcPr>
+          <w:p>
+            <w:pPr>
+              <w:spacing w:after="40"/>
+            </w:pPr>
+            <w:r>
+              <w:rPr>
+                <w:rFonts w:ascii="Arial" w:cs="Arial" w:eastAsia="Arial" w:hAnsi="Arial"/>
+                <w:sz w:val="20"/>
+                <w:szCs w:val="20"/>
+              </w:rPr>
+              <w:t xml:space="preserve">Matchmaking 5</w:t>
+            </w:r>
+          </w:p>
+        </w:tc>
+        <w:tc>
+          <w:tcPr>
+            <w:tcW w:type="dxa" w:w="2760"/>
+            <w:tcBorders>
+              <w:top w:val="single" w:color="999999" w:sz="4"/>
+              <w:left w:val="single" w:color="999999" w:sz="4"/>
+              <w:bottom w:val="single" w:color="999999" w:sz="4"/>
+              <w:right w:val="single" w:color="999999" w:sz="4"/>
+            </w:tcBorders>
+            <w:tcMar>
+              <w:top w:type="dxa" w:w="70"/>
+              <w:left w:type="dxa" w:w="100"/>
+              <w:bottom w:type="dxa" w:w="70"/>
+              <w:right w:type="dxa" w:w="100"/>
+            </w:tcMar>
+          </w:tcPr>
+          <w:p>
+            <w:pPr>
+              <w:spacing w:after="40"/>
+            </w:pPr>
+            <w:r>
+              <w:rPr>
+                <w:rFonts w:ascii="Arial" w:cs="Arial" w:eastAsia="Arial" w:hAnsi="Arial"/>
+                <w:sz w:val="20"/>
+                <w:szCs w:val="20"/>
+              </w:rPr>
+              <w:t xml:space="preserve">Encourage several conversations.</w:t>
             </w:r>
           </w:p>
         </w:tc>
@@ -1947,121 +1934,121 @@
         </w:trPr>
         <w:tc>
           <w:tcPr>
-            <w:tcW w:type="dxa" w:w="1250"/>
-            <w:tcBorders>
-              <w:top w:val="single" w:color="999999" w:sz="4"/>
-              <w:left w:val="single" w:color="999999" w:sz="4"/>
-              <w:bottom w:val="single" w:color="999999" w:sz="4"/>
-              <w:right w:val="single" w:color="999999" w:sz="4"/>
-            </w:tcBorders>
-            <w:tcMar>
-              <w:top w:type="dxa" w:w="70"/>
-              <w:left w:type="dxa" w:w="100"/>
-              <w:bottom w:type="dxa" w:w="70"/>
-              <w:right w:type="dxa" w:w="100"/>
-            </w:tcMar>
-          </w:tcPr>
-          <w:p>
-            <w:pPr>
-              <w:spacing w:after="40"/>
-            </w:pPr>
-            <w:r>
-              <w:rPr>
-                <w:rFonts w:ascii="Arial" w:cs="Arial" w:eastAsia="Arial" w:hAnsi="Arial"/>
-                <w:sz w:val="20"/>
-                <w:szCs w:val="20"/>
-              </w:rPr>
-              <w:t xml:space="preserve">0:07–0:08</w:t>
-            </w:r>
-          </w:p>
-        </w:tc>
-        <w:tc>
-          <w:tcPr>
-            <w:tcW w:type="dxa" w:w="3500"/>
-            <w:tcBorders>
-              <w:top w:val="single" w:color="999999" w:sz="4"/>
-              <w:left w:val="single" w:color="999999" w:sz="4"/>
-              <w:bottom w:val="single" w:color="999999" w:sz="4"/>
-              <w:right w:val="single" w:color="999999" w:sz="4"/>
-            </w:tcBorders>
-            <w:tcMar>
-              <w:top w:type="dxa" w:w="70"/>
-              <w:left w:type="dxa" w:w="100"/>
-              <w:bottom w:type="dxa" w:w="70"/>
-              <w:right w:type="dxa" w:w="100"/>
-            </w:tcMar>
-          </w:tcPr>
-          <w:p>
-            <w:pPr>
-              <w:spacing w:after="40"/>
-            </w:pPr>
-            <w:r>
-              <w:rPr>
-                <w:rFonts w:ascii="Arial" w:cs="Arial" w:eastAsia="Arial" w:hAnsi="Arial"/>
-                <w:sz w:val="20"/>
-                <w:szCs w:val="20"/>
-              </w:rPr>
-              <w:t xml:space="preserve">Materials and instructions</w:t>
-            </w:r>
-          </w:p>
-        </w:tc>
-        <w:tc>
-          <w:tcPr>
-            <w:tcW w:type="dxa" w:w="1500"/>
-            <w:tcBorders>
-              <w:top w:val="single" w:color="999999" w:sz="4"/>
-              <w:left w:val="single" w:color="999999" w:sz="4"/>
-              <w:bottom w:val="single" w:color="999999" w:sz="4"/>
-              <w:right w:val="single" w:color="999999" w:sz="4"/>
-            </w:tcBorders>
-            <w:tcMar>
-              <w:top w:type="dxa" w:w="70"/>
-              <w:left w:type="dxa" w:w="100"/>
-              <w:bottom w:type="dxa" w:w="70"/>
-              <w:right w:type="dxa" w:w="100"/>
-            </w:tcMar>
-          </w:tcPr>
-          <w:p>
-            <w:pPr>
-              <w:spacing w:after="40"/>
-            </w:pPr>
-            <w:r>
-              <w:rPr>
-                <w:rFonts w:ascii="Arial" w:cs="Arial" w:eastAsia="Arial" w:hAnsi="Arial"/>
-                <w:sz w:val="20"/>
-                <w:szCs w:val="20"/>
-              </w:rPr>
-              <w:t xml:space="preserve">Connections 8–9</w:t>
-            </w:r>
-          </w:p>
-        </w:tc>
-        <w:tc>
-          <w:tcPr>
-            <w:tcW w:type="dxa" w:w="3110"/>
-            <w:tcBorders>
-              <w:top w:val="single" w:color="999999" w:sz="4"/>
-              <w:left w:val="single" w:color="999999" w:sz="4"/>
-              <w:bottom w:val="single" w:color="999999" w:sz="4"/>
-              <w:right w:val="single" w:color="999999" w:sz="4"/>
-            </w:tcBorders>
-            <w:tcMar>
-              <w:top w:type="dxa" w:w="70"/>
-              <w:left w:type="dxa" w:w="100"/>
-              <w:bottom w:type="dxa" w:w="70"/>
-              <w:right w:type="dxa" w:w="100"/>
-            </w:tcMar>
-          </w:tcPr>
-          <w:p>
-            <w:pPr>
-              <w:spacing w:after="40"/>
-            </w:pPr>
-            <w:r>
-              <w:rPr>
-                <w:rFonts w:ascii="Arial" w:cs="Arial" w:eastAsia="Arial" w:hAnsi="Arial"/>
-                <w:sz w:val="20"/>
-                <w:szCs w:val="20"/>
-              </w:rPr>
-              <w:t xml:space="preserve">Confirm each table has cards, string and markers. “You have 10 minutes. Go fast.”</w:t>
+            <w:tcW w:type="dxa" w:w="1300"/>
+            <w:tcBorders>
+              <w:top w:val="single" w:color="999999" w:sz="4"/>
+              <w:left w:val="single" w:color="999999" w:sz="4"/>
+              <w:bottom w:val="single" w:color="999999" w:sz="4"/>
+              <w:right w:val="single" w:color="999999" w:sz="4"/>
+            </w:tcBorders>
+            <w:tcMar>
+              <w:top w:type="dxa" w:w="70"/>
+              <w:left w:type="dxa" w:w="100"/>
+              <w:bottom w:type="dxa" w:w="70"/>
+              <w:right w:type="dxa" w:w="100"/>
+            </w:tcMar>
+          </w:tcPr>
+          <w:p>
+            <w:pPr>
+              <w:spacing w:after="40"/>
+            </w:pPr>
+            <w:r>
+              <w:rPr>
+                <w:rFonts w:ascii="Arial" w:cs="Arial" w:eastAsia="Arial" w:hAnsi="Arial"/>
+                <w:sz w:val="20"/>
+                <w:szCs w:val="20"/>
+              </w:rPr>
+              <w:t xml:space="preserve">0:18–0:30</w:t>
+            </w:r>
+          </w:p>
+        </w:tc>
+        <w:tc>
+          <w:tcPr>
+            <w:tcW w:type="dxa" w:w="3700"/>
+            <w:tcBorders>
+              <w:top w:val="single" w:color="999999" w:sz="4"/>
+              <w:left w:val="single" w:color="999999" w:sz="4"/>
+              <w:bottom w:val="single" w:color="999999" w:sz="4"/>
+              <w:right w:val="single" w:color="999999" w:sz="4"/>
+            </w:tcBorders>
+            <w:tcMar>
+              <w:top w:type="dxa" w:w="70"/>
+              <w:left w:type="dxa" w:w="100"/>
+              <w:bottom w:type="dxa" w:w="70"/>
+              <w:right w:type="dxa" w:w="100"/>
+            </w:tcMar>
+          </w:tcPr>
+          <w:p>
+            <w:pPr>
+              <w:spacing w:after="40"/>
+            </w:pPr>
+            <w:r>
+              <w:rPr>
+                <w:rFonts w:ascii="Arial" w:cs="Arial" w:eastAsia="Arial" w:hAnsi="Arial"/>
+                <w:sz w:val="20"/>
+                <w:szCs w:val="20"/>
+              </w:rPr>
+              <w:t xml:space="preserve">Form pairs or trios, build the pitch, quick share</w:t>
+            </w:r>
+          </w:p>
+        </w:tc>
+        <w:tc>
+          <w:tcPr>
+            <w:tcW w:type="dxa" w:w="1600"/>
+            <w:tcBorders>
+              <w:top w:val="single" w:color="999999" w:sz="4"/>
+              <w:left w:val="single" w:color="999999" w:sz="4"/>
+              <w:bottom w:val="single" w:color="999999" w:sz="4"/>
+              <w:right w:val="single" w:color="999999" w:sz="4"/>
+            </w:tcBorders>
+            <w:tcMar>
+              <w:top w:type="dxa" w:w="70"/>
+              <w:left w:type="dxa" w:w="100"/>
+              <w:bottom w:type="dxa" w:w="70"/>
+              <w:right w:type="dxa" w:w="100"/>
+            </w:tcMar>
+          </w:tcPr>
+          <w:p>
+            <w:pPr>
+              <w:spacing w:after="40"/>
+            </w:pPr>
+            <w:r>
+              <w:rPr>
+                <w:rFonts w:ascii="Arial" w:cs="Arial" w:eastAsia="Arial" w:hAnsi="Arial"/>
+                <w:sz w:val="20"/>
+                <w:szCs w:val="20"/>
+              </w:rPr>
+              <w:t xml:space="preserve">Matchmaking 6–7</w:t>
+            </w:r>
+          </w:p>
+        </w:tc>
+        <w:tc>
+          <w:tcPr>
+            <w:tcW w:type="dxa" w:w="2760"/>
+            <w:tcBorders>
+              <w:top w:val="single" w:color="999999" w:sz="4"/>
+              <w:left w:val="single" w:color="999999" w:sz="4"/>
+              <w:bottom w:val="single" w:color="999999" w:sz="4"/>
+              <w:right w:val="single" w:color="999999" w:sz="4"/>
+            </w:tcBorders>
+            <w:tcMar>
+              <w:top w:type="dxa" w:w="70"/>
+              <w:left w:type="dxa" w:w="100"/>
+              <w:bottom w:type="dxa" w:w="70"/>
+              <w:right w:type="dxa" w:w="100"/>
+            </w:tcMar>
+          </w:tcPr>
+          <w:p>
+            <w:pPr>
+              <w:spacing w:after="40"/>
+            </w:pPr>
+            <w:r>
+              <w:rPr>
+                <w:rFonts w:ascii="Arial" w:cs="Arial" w:eastAsia="Arial" w:hAnsi="Arial"/>
+                <w:sz w:val="20"/>
+                <w:szCs w:val="20"/>
+              </w:rPr>
+              <w:t xml:space="preserve">30-second pitches: who we are, what we will do, who benefits.</w:t>
             </w:r>
           </w:p>
         </w:tc>
@@ -2073,121 +2060,121 @@
         </w:trPr>
         <w:tc>
           <w:tcPr>
-            <w:tcW w:type="dxa" w:w="1250"/>
-            <w:tcBorders>
-              <w:top w:val="single" w:color="999999" w:sz="4"/>
-              <w:left w:val="single" w:color="999999" w:sz="4"/>
-              <w:bottom w:val="single" w:color="999999" w:sz="4"/>
-              <w:right w:val="single" w:color="999999" w:sz="4"/>
-            </w:tcBorders>
-            <w:tcMar>
-              <w:top w:type="dxa" w:w="70"/>
-              <w:left w:type="dxa" w:w="100"/>
-              <w:bottom w:type="dxa" w:w="70"/>
-              <w:right w:type="dxa" w:w="100"/>
-            </w:tcMar>
-          </w:tcPr>
-          <w:p>
-            <w:pPr>
-              <w:spacing w:after="40"/>
-            </w:pPr>
-            <w:r>
-              <w:rPr>
-                <w:rFonts w:ascii="Arial" w:cs="Arial" w:eastAsia="Arial" w:hAnsi="Arial"/>
-                <w:sz w:val="20"/>
-                <w:szCs w:val="20"/>
-              </w:rPr>
-              <w:t xml:space="preserve">0:08–0:18</w:t>
-            </w:r>
-          </w:p>
-        </w:tc>
-        <w:tc>
-          <w:tcPr>
-            <w:tcW w:type="dxa" w:w="3500"/>
-            <w:tcBorders>
-              <w:top w:val="single" w:color="999999" w:sz="4"/>
-              <w:left w:val="single" w:color="999999" w:sz="4"/>
-              <w:bottom w:val="single" w:color="999999" w:sz="4"/>
-              <w:right w:val="single" w:color="999999" w:sz="4"/>
-            </w:tcBorders>
-            <w:tcMar>
-              <w:top w:type="dxa" w:w="70"/>
-              <w:left w:type="dxa" w:w="100"/>
-              <w:bottom w:type="dxa" w:w="70"/>
-              <w:right w:type="dxa" w:w="100"/>
-            </w:tcMar>
-          </w:tcPr>
-          <w:p>
-            <w:pPr>
-              <w:spacing w:after="40"/>
-            </w:pPr>
-            <w:r>
-              <w:rPr>
-                <w:rFonts w:ascii="Arial" w:cs="Arial" w:eastAsia="Arial" w:hAnsi="Arial"/>
-                <w:sz w:val="20"/>
-                <w:szCs w:val="20"/>
-              </w:rPr>
-              <w:t xml:space="preserve">Group activity: build the map with cards and string</w:t>
-            </w:r>
-          </w:p>
-        </w:tc>
-        <w:tc>
-          <w:tcPr>
-            <w:tcW w:type="dxa" w:w="1500"/>
-            <w:tcBorders>
-              <w:top w:val="single" w:color="999999" w:sz="4"/>
-              <w:left w:val="single" w:color="999999" w:sz="4"/>
-              <w:bottom w:val="single" w:color="999999" w:sz="4"/>
-              <w:right w:val="single" w:color="999999" w:sz="4"/>
-            </w:tcBorders>
-            <w:tcMar>
-              <w:top w:type="dxa" w:w="70"/>
-              <w:left w:type="dxa" w:w="100"/>
-              <w:bottom w:type="dxa" w:w="70"/>
-              <w:right w:type="dxa" w:w="100"/>
-            </w:tcMar>
-          </w:tcPr>
-          <w:p>
-            <w:pPr>
-              <w:spacing w:after="40"/>
-            </w:pPr>
-            <w:r>
-              <w:rPr>
-                <w:rFonts w:ascii="Arial" w:cs="Arial" w:eastAsia="Arial" w:hAnsi="Arial"/>
-                <w:sz w:val="20"/>
-                <w:szCs w:val="20"/>
-              </w:rPr>
-              <w:t xml:space="preserve">No slide (circulate)</w:t>
-            </w:r>
-          </w:p>
-        </w:tc>
-        <w:tc>
-          <w:tcPr>
-            <w:tcW w:type="dxa" w:w="3110"/>
-            <w:tcBorders>
-              <w:top w:val="single" w:color="999999" w:sz="4"/>
-              <w:left w:val="single" w:color="999999" w:sz="4"/>
-              <w:bottom w:val="single" w:color="999999" w:sz="4"/>
-              <w:right w:val="single" w:color="999999" w:sz="4"/>
-            </w:tcBorders>
-            <w:tcMar>
-              <w:top w:type="dxa" w:w="70"/>
-              <w:left w:type="dxa" w:w="100"/>
-              <w:bottom w:type="dxa" w:w="70"/>
-              <w:right w:type="dxa" w:w="100"/>
-            </w:tcMar>
-          </w:tcPr>
-          <w:p>
-            <w:pPr>
-              <w:spacing w:after="40"/>
-            </w:pPr>
-            <w:r>
-              <w:rPr>
-                <w:rFonts w:ascii="Arial" w:cs="Arial" w:eastAsia="Arial" w:hAnsi="Arial"/>
-                <w:sz w:val="20"/>
-                <w:szCs w:val="20"/>
-              </w:rPr>
-              <w:t xml:space="preserve">Prompts: “What does that depend on?” “What’s the story that string is telling?” Push past obvious technical factors toward politics and public trust. Time calls at about 5 and 8 minutes.</w:t>
+            <w:tcW w:type="dxa" w:w="1300"/>
+            <w:tcBorders>
+              <w:top w:val="single" w:color="999999" w:sz="4"/>
+              <w:left w:val="single" w:color="999999" w:sz="4"/>
+              <w:bottom w:val="single" w:color="999999" w:sz="4"/>
+              <w:right w:val="single" w:color="999999" w:sz="4"/>
+            </w:tcBorders>
+            <w:tcMar>
+              <w:top w:type="dxa" w:w="70"/>
+              <w:left w:type="dxa" w:w="100"/>
+              <w:bottom w:type="dxa" w:w="70"/>
+              <w:right w:type="dxa" w:w="100"/>
+            </w:tcMar>
+          </w:tcPr>
+          <w:p>
+            <w:pPr>
+              <w:spacing w:after="40"/>
+            </w:pPr>
+            <w:r>
+              <w:rPr>
+                <w:rFonts w:ascii="Arial" w:cs="Arial" w:eastAsia="Arial" w:hAnsi="Arial"/>
+                <w:sz w:val="20"/>
+                <w:szCs w:val="20"/>
+              </w:rPr>
+              <w:t xml:space="preserve">0:30–0:33</w:t>
+            </w:r>
+          </w:p>
+        </w:tc>
+        <w:tc>
+          <w:tcPr>
+            <w:tcW w:type="dxa" w:w="3700"/>
+            <w:tcBorders>
+              <w:top w:val="single" w:color="999999" w:sz="4"/>
+              <w:left w:val="single" w:color="999999" w:sz="4"/>
+              <w:bottom w:val="single" w:color="999999" w:sz="4"/>
+              <w:right w:val="single" w:color="999999" w:sz="4"/>
+            </w:tcBorders>
+            <w:tcMar>
+              <w:top w:type="dxa" w:w="70"/>
+              <w:left w:type="dxa" w:w="100"/>
+              <w:bottom w:type="dxa" w:w="70"/>
+              <w:right w:type="dxa" w:w="100"/>
+            </w:tcMar>
+          </w:tcPr>
+          <w:p>
+            <w:pPr>
+              <w:spacing w:after="40"/>
+            </w:pPr>
+            <w:r>
+              <w:rPr>
+                <w:rFonts w:ascii="Arial" w:cs="Arial" w:eastAsia="Arial" w:hAnsi="Arial"/>
+                <w:sz w:val="20"/>
+                <w:szCs w:val="20"/>
+              </w:rPr>
+              <w:t xml:space="preserve">Takeaway and bridge: from people to systems</w:t>
+            </w:r>
+          </w:p>
+        </w:tc>
+        <w:tc>
+          <w:tcPr>
+            <w:tcW w:type="dxa" w:w="1600"/>
+            <w:tcBorders>
+              <w:top w:val="single" w:color="999999" w:sz="4"/>
+              <w:left w:val="single" w:color="999999" w:sz="4"/>
+              <w:bottom w:val="single" w:color="999999" w:sz="4"/>
+              <w:right w:val="single" w:color="999999" w:sz="4"/>
+            </w:tcBorders>
+            <w:tcMar>
+              <w:top w:type="dxa" w:w="70"/>
+              <w:left w:type="dxa" w:w="100"/>
+              <w:bottom w:type="dxa" w:w="70"/>
+              <w:right w:type="dxa" w:w="100"/>
+            </w:tcMar>
+          </w:tcPr>
+          <w:p>
+            <w:pPr>
+              <w:spacing w:after="40"/>
+            </w:pPr>
+            <w:r>
+              <w:rPr>
+                <w:rFonts w:ascii="Arial" w:cs="Arial" w:eastAsia="Arial" w:hAnsi="Arial"/>
+                <w:sz w:val="20"/>
+                <w:szCs w:val="20"/>
+              </w:rPr>
+              <w:t xml:space="preserve">Matchmaking 8</w:t>
+            </w:r>
+          </w:p>
+        </w:tc>
+        <w:tc>
+          <w:tcPr>
+            <w:tcW w:type="dxa" w:w="2760"/>
+            <w:tcBorders>
+              <w:top w:val="single" w:color="999999" w:sz="4"/>
+              <w:left w:val="single" w:color="999999" w:sz="4"/>
+              <w:bottom w:val="single" w:color="999999" w:sz="4"/>
+              <w:right w:val="single" w:color="999999" w:sz="4"/>
+            </w:tcBorders>
+            <w:tcMar>
+              <w:top w:type="dxa" w:w="70"/>
+              <w:left w:type="dxa" w:w="100"/>
+              <w:bottom w:type="dxa" w:w="70"/>
+              <w:right w:type="dxa" w:w="100"/>
+            </w:tcMar>
+          </w:tcPr>
+          <w:p>
+            <w:pPr>
+              <w:spacing w:after="40"/>
+            </w:pPr>
+            <w:r>
+              <w:rPr>
+                <w:rFonts w:ascii="Arial" w:cs="Arial" w:eastAsia="Arial" w:hAnsi="Arial"/>
+                <w:sz w:val="20"/>
+                <w:szCs w:val="20"/>
+              </w:rPr>
+              <w:t xml:space="preserve">“Good collaboration isn’t planned — it’s discovered. Now let’s map a system.”</w:t>
             </w:r>
           </w:p>
         </w:tc>
@@ -2199,121 +2186,121 @@
         </w:trPr>
         <w:tc>
           <w:tcPr>
-            <w:tcW w:type="dxa" w:w="1250"/>
-            <w:tcBorders>
-              <w:top w:val="single" w:color="999999" w:sz="4"/>
-              <w:left w:val="single" w:color="999999" w:sz="4"/>
-              <w:bottom w:val="single" w:color="999999" w:sz="4"/>
-              <w:right w:val="single" w:color="999999" w:sz="4"/>
-            </w:tcBorders>
-            <w:tcMar>
-              <w:top w:type="dxa" w:w="70"/>
-              <w:left w:type="dxa" w:w="100"/>
-              <w:bottom w:type="dxa" w:w="70"/>
-              <w:right w:type="dxa" w:w="100"/>
-            </w:tcMar>
-          </w:tcPr>
-          <w:p>
-            <w:pPr>
-              <w:spacing w:after="40"/>
-            </w:pPr>
-            <w:r>
-              <w:rPr>
-                <w:rFonts w:ascii="Arial" w:cs="Arial" w:eastAsia="Arial" w:hAnsi="Arial"/>
-                <w:sz w:val="20"/>
-                <w:szCs w:val="20"/>
-              </w:rPr>
-              <w:t xml:space="preserve">0:18–0:23</w:t>
-            </w:r>
-          </w:p>
-        </w:tc>
-        <w:tc>
-          <w:tcPr>
-            <w:tcW w:type="dxa" w:w="3500"/>
-            <w:tcBorders>
-              <w:top w:val="single" w:color="999999" w:sz="4"/>
-              <w:left w:val="single" w:color="999999" w:sz="4"/>
-              <w:bottom w:val="single" w:color="999999" w:sz="4"/>
-              <w:right w:val="single" w:color="999999" w:sz="4"/>
-            </w:tcBorders>
-            <w:tcMar>
-              <w:top w:type="dxa" w:w="70"/>
-              <w:left w:type="dxa" w:w="100"/>
-              <w:bottom w:type="dxa" w:w="70"/>
-              <w:right w:type="dxa" w:w="100"/>
-            </w:tcMar>
-          </w:tcPr>
-          <w:p>
-            <w:pPr>
-              <w:spacing w:after="40"/>
-            </w:pPr>
-            <w:r>
-              <w:rPr>
-                <w:rFonts w:ascii="Arial" w:cs="Arial" w:eastAsia="Arial" w:hAnsi="Arial"/>
-                <w:sz w:val="20"/>
-                <w:szCs w:val="20"/>
-              </w:rPr>
-              <w:t xml:space="preserve">CONSTRAINT! (Greece delays propellant) and adapt the map</w:t>
-            </w:r>
-          </w:p>
-        </w:tc>
-        <w:tc>
-          <w:tcPr>
-            <w:tcW w:type="dxa" w:w="1500"/>
-            <w:tcBorders>
-              <w:top w:val="single" w:color="999999" w:sz="4"/>
-              <w:left w:val="single" w:color="999999" w:sz="4"/>
-              <w:bottom w:val="single" w:color="999999" w:sz="4"/>
-              <w:right w:val="single" w:color="999999" w:sz="4"/>
-            </w:tcBorders>
-            <w:tcMar>
-              <w:top w:type="dxa" w:w="70"/>
-              <w:left w:type="dxa" w:w="100"/>
-              <w:bottom w:type="dxa" w:w="70"/>
-              <w:right w:type="dxa" w:w="100"/>
-            </w:tcMar>
-          </w:tcPr>
-          <w:p>
-            <w:pPr>
-              <w:spacing w:after="40"/>
-            </w:pPr>
-            <w:r>
-              <w:rPr>
-                <w:rFonts w:ascii="Arial" w:cs="Arial" w:eastAsia="Arial" w:hAnsi="Arial"/>
-                <w:sz w:val="20"/>
-                <w:szCs w:val="20"/>
-              </w:rPr>
-              <w:t xml:space="preserve">Connections 11</w:t>
-            </w:r>
-          </w:p>
-        </w:tc>
-        <w:tc>
-          <w:tcPr>
-            <w:tcW w:type="dxa" w:w="3110"/>
-            <w:tcBorders>
-              <w:top w:val="single" w:color="999999" w:sz="4"/>
-              <w:left w:val="single" w:color="999999" w:sz="4"/>
-              <w:bottom w:val="single" w:color="999999" w:sz="4"/>
-              <w:right w:val="single" w:color="999999" w:sz="4"/>
-            </w:tcBorders>
-            <w:tcMar>
-              <w:top w:type="dxa" w:w="70"/>
-              <w:left w:type="dxa" w:w="100"/>
-              <w:bottom w:type="dxa" w:w="70"/>
-              <w:right w:type="dxa" w:w="100"/>
-            </w:tcMar>
-          </w:tcPr>
-          <w:p>
-            <w:pPr>
-              <w:spacing w:after="40"/>
-            </w:pPr>
-            <w:r>
-              <w:rPr>
-                <w:rFonts w:ascii="Arial" w:cs="Arial" w:eastAsia="Arial" w:hAnsi="Arial"/>
-                <w:sz w:val="20"/>
-                <w:szCs w:val="20"/>
-              </w:rPr>
-              <w:t xml:space="preserve">Read it aloud with drama. “What’s the first domino to fall?”</w:t>
+            <w:tcW w:type="dxa" w:w="1300"/>
+            <w:tcBorders>
+              <w:top w:val="single" w:color="999999" w:sz="4"/>
+              <w:left w:val="single" w:color="999999" w:sz="4"/>
+              <w:bottom w:val="single" w:color="999999" w:sz="4"/>
+              <w:right w:val="single" w:color="999999" w:sz="4"/>
+            </w:tcBorders>
+            <w:tcMar>
+              <w:top w:type="dxa" w:w="70"/>
+              <w:left w:type="dxa" w:w="100"/>
+              <w:bottom w:type="dxa" w:w="70"/>
+              <w:right w:type="dxa" w:w="100"/>
+            </w:tcMar>
+          </w:tcPr>
+          <w:p>
+            <w:pPr>
+              <w:spacing w:after="40"/>
+            </w:pPr>
+            <w:r>
+              <w:rPr>
+                <w:rFonts w:ascii="Arial" w:cs="Arial" w:eastAsia="Arial" w:hAnsi="Arial"/>
+                <w:sz w:val="20"/>
+                <w:szCs w:val="20"/>
+              </w:rPr>
+              <w:t xml:space="preserve">0:33–0:39</w:t>
+            </w:r>
+          </w:p>
+        </w:tc>
+        <w:tc>
+          <w:tcPr>
+            <w:tcW w:type="dxa" w:w="3700"/>
+            <w:tcBorders>
+              <w:top w:val="single" w:color="999999" w:sz="4"/>
+              <w:left w:val="single" w:color="999999" w:sz="4"/>
+              <w:bottom w:val="single" w:color="999999" w:sz="4"/>
+              <w:right w:val="single" w:color="999999" w:sz="4"/>
+            </w:tcBorders>
+            <w:tcMar>
+              <w:top w:type="dxa" w:w="70"/>
+              <w:left w:type="dxa" w:w="100"/>
+              <w:bottom w:type="dxa" w:w="70"/>
+              <w:right w:type="dxa" w:w="100"/>
+            </w:tcMar>
+          </w:tcPr>
+          <w:p>
+            <w:pPr>
+              <w:spacing w:after="40"/>
+            </w:pPr>
+            <w:r>
+              <w:rPr>
+                <w:rFonts w:ascii="Arial" w:cs="Arial" w:eastAsia="Arial" w:hAnsi="Arial"/>
+                <w:sz w:val="20"/>
+                <w:szCs w:val="20"/>
+              </w:rPr>
+              <w:t xml:space="preserve">Connections intro: objectives, Habits of EM, Artemis context and team assignments</w:t>
+            </w:r>
+          </w:p>
+        </w:tc>
+        <w:tc>
+          <w:tcPr>
+            <w:tcW w:type="dxa" w:w="1600"/>
+            <w:tcBorders>
+              <w:top w:val="single" w:color="999999" w:sz="4"/>
+              <w:left w:val="single" w:color="999999" w:sz="4"/>
+              <w:bottom w:val="single" w:color="999999" w:sz="4"/>
+              <w:right w:val="single" w:color="999999" w:sz="4"/>
+            </w:tcBorders>
+            <w:tcMar>
+              <w:top w:type="dxa" w:w="70"/>
+              <w:left w:type="dxa" w:w="100"/>
+              <w:bottom w:type="dxa" w:w="70"/>
+              <w:right w:type="dxa" w:w="100"/>
+            </w:tcMar>
+          </w:tcPr>
+          <w:p>
+            <w:pPr>
+              <w:spacing w:after="40"/>
+            </w:pPr>
+            <w:r>
+              <w:rPr>
+                <w:rFonts w:ascii="Arial" w:cs="Arial" w:eastAsia="Arial" w:hAnsi="Arial"/>
+                <w:sz w:val="20"/>
+                <w:szCs w:val="20"/>
+              </w:rPr>
+              <w:t xml:space="preserve">Connections 1–9</w:t>
+            </w:r>
+          </w:p>
+        </w:tc>
+        <w:tc>
+          <w:tcPr>
+            <w:tcW w:type="dxa" w:w="2760"/>
+            <w:tcBorders>
+              <w:top w:val="single" w:color="999999" w:sz="4"/>
+              <w:left w:val="single" w:color="999999" w:sz="4"/>
+              <w:bottom w:val="single" w:color="999999" w:sz="4"/>
+              <w:right w:val="single" w:color="999999" w:sz="4"/>
+            </w:tcBorders>
+            <w:tcMar>
+              <w:top w:type="dxa" w:w="70"/>
+              <w:left w:type="dxa" w:w="100"/>
+              <w:bottom w:type="dxa" w:w="70"/>
+              <w:right w:type="dxa" w:w="100"/>
+            </w:tcMar>
+          </w:tcPr>
+          <w:p>
+            <w:pPr>
+              <w:spacing w:after="40"/>
+            </w:pPr>
+            <w:r>
+              <w:rPr>
+                <w:rFonts w:ascii="Arial" w:cs="Arial" w:eastAsia="Arial" w:hAnsi="Arial"/>
+                <w:sz w:val="20"/>
+                <w:szCs w:val="20"/>
+              </w:rPr>
+              <w:t xml:space="preserve">Teams assigned in advance. Materials already on tables.</w:t>
             </w:r>
           </w:p>
         </w:tc>
@@ -2325,121 +2312,121 @@
         </w:trPr>
         <w:tc>
           <w:tcPr>
-            <w:tcW w:type="dxa" w:w="1250"/>
-            <w:tcBorders>
-              <w:top w:val="single" w:color="999999" w:sz="4"/>
-              <w:left w:val="single" w:color="999999" w:sz="4"/>
-              <w:bottom w:val="single" w:color="999999" w:sz="4"/>
-              <w:right w:val="single" w:color="999999" w:sz="4"/>
-            </w:tcBorders>
-            <w:tcMar>
-              <w:top w:type="dxa" w:w="70"/>
-              <w:left w:type="dxa" w:w="100"/>
-              <w:bottom w:type="dxa" w:w="70"/>
-              <w:right w:type="dxa" w:w="100"/>
-            </w:tcMar>
-          </w:tcPr>
-          <w:p>
-            <w:pPr>
-              <w:spacing w:after="40"/>
-            </w:pPr>
-            <w:r>
-              <w:rPr>
-                <w:rFonts w:ascii="Arial" w:cs="Arial" w:eastAsia="Arial" w:hAnsi="Arial"/>
-                <w:sz w:val="20"/>
-                <w:szCs w:val="20"/>
-              </w:rPr>
-              <w:t xml:space="preserve">0:23–0:26</w:t>
-            </w:r>
-          </w:p>
-        </w:tc>
-        <w:tc>
-          <w:tcPr>
-            <w:tcW w:type="dxa" w:w="3500"/>
-            <w:tcBorders>
-              <w:top w:val="single" w:color="999999" w:sz="4"/>
-              <w:left w:val="single" w:color="999999" w:sz="4"/>
-              <w:bottom w:val="single" w:color="999999" w:sz="4"/>
-              <w:right w:val="single" w:color="999999" w:sz="4"/>
-            </w:tcBorders>
-            <w:tcMar>
-              <w:top w:type="dxa" w:w="70"/>
-              <w:left w:type="dxa" w:w="100"/>
-              <w:bottom w:type="dxa" w:w="70"/>
-              <w:right w:type="dxa" w:w="100"/>
-            </w:tcMar>
-          </w:tcPr>
-          <w:p>
-            <w:pPr>
-              <w:spacing w:after="40"/>
-            </w:pPr>
-            <w:r>
-              <w:rPr>
-                <w:rFonts w:ascii="Arial" w:cs="Arial" w:eastAsia="Arial" w:hAnsi="Arial"/>
-                <w:sz w:val="20"/>
-                <w:szCs w:val="20"/>
-              </w:rPr>
-              <w:t xml:space="preserve">Share-out: 1 minute per team</w:t>
-            </w:r>
-          </w:p>
-        </w:tc>
-        <w:tc>
-          <w:tcPr>
-            <w:tcW w:type="dxa" w:w="1500"/>
-            <w:tcBorders>
-              <w:top w:val="single" w:color="999999" w:sz="4"/>
-              <w:left w:val="single" w:color="999999" w:sz="4"/>
-              <w:bottom w:val="single" w:color="999999" w:sz="4"/>
-              <w:right w:val="single" w:color="999999" w:sz="4"/>
-            </w:tcBorders>
-            <w:tcMar>
-              <w:top w:type="dxa" w:w="70"/>
-              <w:left w:type="dxa" w:w="100"/>
-              <w:bottom w:type="dxa" w:w="70"/>
-              <w:right w:type="dxa" w:w="100"/>
-            </w:tcMar>
-          </w:tcPr>
-          <w:p>
-            <w:pPr>
-              <w:spacing w:after="40"/>
-            </w:pPr>
-            <w:r>
-              <w:rPr>
-                <w:rFonts w:ascii="Arial" w:cs="Arial" w:eastAsia="Arial" w:hAnsi="Arial"/>
-                <w:sz w:val="20"/>
-                <w:szCs w:val="20"/>
-              </w:rPr>
-              <w:t xml:space="preserve">Connections 10</w:t>
-            </w:r>
-          </w:p>
-        </w:tc>
-        <w:tc>
-          <w:tcPr>
-            <w:tcW w:type="dxa" w:w="3110"/>
-            <w:tcBorders>
-              <w:top w:val="single" w:color="999999" w:sz="4"/>
-              <w:left w:val="single" w:color="999999" w:sz="4"/>
-              <w:bottom w:val="single" w:color="999999" w:sz="4"/>
-              <w:right w:val="single" w:color="999999" w:sz="4"/>
-            </w:tcBorders>
-            <w:tcMar>
-              <w:top w:type="dxa" w:w="70"/>
-              <w:left w:type="dxa" w:w="100"/>
-              <w:bottom w:type="dxa" w:w="70"/>
-              <w:right w:type="dxa" w:w="100"/>
-            </w:tcMar>
-          </w:tcPr>
-          <w:p>
-            <w:pPr>
-              <w:spacing w:after="40"/>
-            </w:pPr>
-            <w:r>
-              <w:rPr>
-                <w:rFonts w:ascii="Arial" w:cs="Arial" w:eastAsia="Arial" w:hAnsi="Arial"/>
-                <w:sz w:val="20"/>
-                <w:szCs w:val="20"/>
-              </w:rPr>
-              <w:t xml:space="preserve">Hard 1-minute limit. Teams point to their maps.</w:t>
+            <w:tcW w:type="dxa" w:w="1300"/>
+            <w:tcBorders>
+              <w:top w:val="single" w:color="999999" w:sz="4"/>
+              <w:left w:val="single" w:color="999999" w:sz="4"/>
+              <w:bottom w:val="single" w:color="999999" w:sz="4"/>
+              <w:right w:val="single" w:color="999999" w:sz="4"/>
+            </w:tcBorders>
+            <w:tcMar>
+              <w:top w:type="dxa" w:w="70"/>
+              <w:left w:type="dxa" w:w="100"/>
+              <w:bottom w:type="dxa" w:w="70"/>
+              <w:right w:type="dxa" w:w="100"/>
+            </w:tcMar>
+          </w:tcPr>
+          <w:p>
+            <w:pPr>
+              <w:spacing w:after="40"/>
+            </w:pPr>
+            <w:r>
+              <w:rPr>
+                <w:rFonts w:ascii="Arial" w:cs="Arial" w:eastAsia="Arial" w:hAnsi="Arial"/>
+                <w:sz w:val="20"/>
+                <w:szCs w:val="20"/>
+              </w:rPr>
+              <w:t xml:space="preserve">0:39–0:49</w:t>
+            </w:r>
+          </w:p>
+        </w:tc>
+        <w:tc>
+          <w:tcPr>
+            <w:tcW w:type="dxa" w:w="3700"/>
+            <w:tcBorders>
+              <w:top w:val="single" w:color="999999" w:sz="4"/>
+              <w:left w:val="single" w:color="999999" w:sz="4"/>
+              <w:bottom w:val="single" w:color="999999" w:sz="4"/>
+              <w:right w:val="single" w:color="999999" w:sz="4"/>
+            </w:tcBorders>
+            <w:tcMar>
+              <w:top w:type="dxa" w:w="70"/>
+              <w:left w:type="dxa" w:w="100"/>
+              <w:bottom w:type="dxa" w:w="70"/>
+              <w:right w:type="dxa" w:w="100"/>
+            </w:tcMar>
+          </w:tcPr>
+          <w:p>
+            <w:pPr>
+              <w:spacing w:after="40"/>
+            </w:pPr>
+            <w:r>
+              <w:rPr>
+                <w:rFonts w:ascii="Arial" w:cs="Arial" w:eastAsia="Arial" w:hAnsi="Arial"/>
+                <w:sz w:val="20"/>
+                <w:szCs w:val="20"/>
+              </w:rPr>
+              <w:t xml:space="preserve">Build the map with cards and string</w:t>
+            </w:r>
+          </w:p>
+        </w:tc>
+        <w:tc>
+          <w:tcPr>
+            <w:tcW w:type="dxa" w:w="1600"/>
+            <w:tcBorders>
+              <w:top w:val="single" w:color="999999" w:sz="4"/>
+              <w:left w:val="single" w:color="999999" w:sz="4"/>
+              <w:bottom w:val="single" w:color="999999" w:sz="4"/>
+              <w:right w:val="single" w:color="999999" w:sz="4"/>
+            </w:tcBorders>
+            <w:tcMar>
+              <w:top w:type="dxa" w:w="70"/>
+              <w:left w:type="dxa" w:w="100"/>
+              <w:bottom w:type="dxa" w:w="70"/>
+              <w:right w:type="dxa" w:w="100"/>
+            </w:tcMar>
+          </w:tcPr>
+          <w:p>
+            <w:pPr>
+              <w:spacing w:after="40"/>
+            </w:pPr>
+            <w:r>
+              <w:rPr>
+                <w:rFonts w:ascii="Arial" w:cs="Arial" w:eastAsia="Arial" w:hAnsi="Arial"/>
+                <w:sz w:val="20"/>
+                <w:szCs w:val="20"/>
+              </w:rPr>
+              <w:t xml:space="preserve">No slide (circulate)</w:t>
+            </w:r>
+          </w:p>
+        </w:tc>
+        <w:tc>
+          <w:tcPr>
+            <w:tcW w:type="dxa" w:w="2760"/>
+            <w:tcBorders>
+              <w:top w:val="single" w:color="999999" w:sz="4"/>
+              <w:left w:val="single" w:color="999999" w:sz="4"/>
+              <w:bottom w:val="single" w:color="999999" w:sz="4"/>
+              <w:right w:val="single" w:color="999999" w:sz="4"/>
+            </w:tcBorders>
+            <w:tcMar>
+              <w:top w:type="dxa" w:w="70"/>
+              <w:left w:type="dxa" w:w="100"/>
+              <w:bottom w:type="dxa" w:w="70"/>
+              <w:right w:type="dxa" w:w="100"/>
+            </w:tcMar>
+          </w:tcPr>
+          <w:p>
+            <w:pPr>
+              <w:spacing w:after="40"/>
+            </w:pPr>
+            <w:r>
+              <w:rPr>
+                <w:rFonts w:ascii="Arial" w:cs="Arial" w:eastAsia="Arial" w:hAnsi="Arial"/>
+                <w:sz w:val="20"/>
+                <w:szCs w:val="20"/>
+              </w:rPr>
+              <w:t xml:space="preserve">Prompt: “What’s the story that string is telling?”</w:t>
             </w:r>
           </w:p>
         </w:tc>
@@ -2451,121 +2438,121 @@
         </w:trPr>
         <w:tc>
           <w:tcPr>
-            <w:tcW w:type="dxa" w:w="1250"/>
-            <w:tcBorders>
-              <w:top w:val="single" w:color="999999" w:sz="4"/>
-              <w:left w:val="single" w:color="999999" w:sz="4"/>
-              <w:bottom w:val="single" w:color="999999" w:sz="4"/>
-              <w:right w:val="single" w:color="999999" w:sz="4"/>
-            </w:tcBorders>
-            <w:tcMar>
-              <w:top w:type="dxa" w:w="70"/>
-              <w:left w:type="dxa" w:w="100"/>
-              <w:bottom w:type="dxa" w:w="70"/>
-              <w:right w:type="dxa" w:w="100"/>
-            </w:tcMar>
-          </w:tcPr>
-          <w:p>
-            <w:pPr>
-              <w:spacing w:after="40"/>
-            </w:pPr>
-            <w:r>
-              <w:rPr>
-                <w:rFonts w:ascii="Arial" w:cs="Arial" w:eastAsia="Arial" w:hAnsi="Arial"/>
-                <w:sz w:val="20"/>
-                <w:szCs w:val="20"/>
-              </w:rPr>
-              <w:t xml:space="preserve">0:26–0:28</w:t>
-            </w:r>
-          </w:p>
-        </w:tc>
-        <w:tc>
-          <w:tcPr>
-            <w:tcW w:type="dxa" w:w="3500"/>
-            <w:tcBorders>
-              <w:top w:val="single" w:color="999999" w:sz="4"/>
-              <w:left w:val="single" w:color="999999" w:sz="4"/>
-              <w:bottom w:val="single" w:color="999999" w:sz="4"/>
-              <w:right w:val="single" w:color="999999" w:sz="4"/>
-            </w:tcBorders>
-            <w:tcMar>
-              <w:top w:type="dxa" w:w="70"/>
-              <w:left w:type="dxa" w:w="100"/>
-              <w:bottom w:type="dxa" w:w="70"/>
-              <w:right w:type="dxa" w:w="100"/>
-            </w:tcMar>
-          </w:tcPr>
-          <w:p>
-            <w:pPr>
-              <w:spacing w:after="40"/>
-            </w:pPr>
-            <w:r>
-              <w:rPr>
-                <w:rFonts w:ascii="Arial" w:cs="Arial" w:eastAsia="Arial" w:hAnsi="Arial"/>
-                <w:sz w:val="20"/>
-                <w:szCs w:val="20"/>
-              </w:rPr>
-              <w:t xml:space="preserve">Full-group debrief</w:t>
-            </w:r>
-          </w:p>
-        </w:tc>
-        <w:tc>
-          <w:tcPr>
-            <w:tcW w:type="dxa" w:w="1500"/>
-            <w:tcBorders>
-              <w:top w:val="single" w:color="999999" w:sz="4"/>
-              <w:left w:val="single" w:color="999999" w:sz="4"/>
-              <w:bottom w:val="single" w:color="999999" w:sz="4"/>
-              <w:right w:val="single" w:color="999999" w:sz="4"/>
-            </w:tcBorders>
-            <w:tcMar>
-              <w:top w:type="dxa" w:w="70"/>
-              <w:left w:type="dxa" w:w="100"/>
-              <w:bottom w:type="dxa" w:w="70"/>
-              <w:right w:type="dxa" w:w="100"/>
-            </w:tcMar>
-          </w:tcPr>
-          <w:p>
-            <w:pPr>
-              <w:spacing w:after="40"/>
-            </w:pPr>
-            <w:r>
-              <w:rPr>
-                <w:rFonts w:ascii="Arial" w:cs="Arial" w:eastAsia="Arial" w:hAnsi="Arial"/>
-                <w:sz w:val="20"/>
-                <w:szCs w:val="20"/>
-              </w:rPr>
-              <w:t xml:space="preserve">No slide</w:t>
-            </w:r>
-          </w:p>
-        </w:tc>
-        <w:tc>
-          <w:tcPr>
-            <w:tcW w:type="dxa" w:w="3110"/>
-            <w:tcBorders>
-              <w:top w:val="single" w:color="999999" w:sz="4"/>
-              <w:left w:val="single" w:color="999999" w:sz="4"/>
-              <w:bottom w:val="single" w:color="999999" w:sz="4"/>
-              <w:right w:val="single" w:color="999999" w:sz="4"/>
-            </w:tcBorders>
-            <w:tcMar>
-              <w:top w:type="dxa" w:w="70"/>
-              <w:left w:type="dxa" w:w="100"/>
-              <w:bottom w:type="dxa" w:w="70"/>
-              <w:right w:type="dxa" w:w="100"/>
-            </w:tcMar>
-          </w:tcPr>
-          <w:p>
-            <w:pPr>
-              <w:spacing w:after="40"/>
-            </w:pPr>
-            <w:r>
-              <w:rPr>
-                <w:rFonts w:ascii="Arial" w:cs="Arial" w:eastAsia="Arial" w:hAnsi="Arial"/>
-                <w:sz w:val="20"/>
-                <w:szCs w:val="20"/>
-              </w:rPr>
-              <w:t xml:space="preserve">Ask which connections showed up in several maps and whether the strings changed how they saw the system.</w:t>
+            <w:tcW w:type="dxa" w:w="1300"/>
+            <w:tcBorders>
+              <w:top w:val="single" w:color="999999" w:sz="4"/>
+              <w:left w:val="single" w:color="999999" w:sz="4"/>
+              <w:bottom w:val="single" w:color="999999" w:sz="4"/>
+              <w:right w:val="single" w:color="999999" w:sz="4"/>
+            </w:tcBorders>
+            <w:tcMar>
+              <w:top w:type="dxa" w:w="70"/>
+              <w:left w:type="dxa" w:w="100"/>
+              <w:bottom w:type="dxa" w:w="70"/>
+              <w:right w:type="dxa" w:w="100"/>
+            </w:tcMar>
+          </w:tcPr>
+          <w:p>
+            <w:pPr>
+              <w:spacing w:after="40"/>
+            </w:pPr>
+            <w:r>
+              <w:rPr>
+                <w:rFonts w:ascii="Arial" w:cs="Arial" w:eastAsia="Arial" w:hAnsi="Arial"/>
+                <w:sz w:val="20"/>
+                <w:szCs w:val="20"/>
+              </w:rPr>
+              <w:t xml:space="preserve">0:49–0:54</w:t>
+            </w:r>
+          </w:p>
+        </w:tc>
+        <w:tc>
+          <w:tcPr>
+            <w:tcW w:type="dxa" w:w="3700"/>
+            <w:tcBorders>
+              <w:top w:val="single" w:color="999999" w:sz="4"/>
+              <w:left w:val="single" w:color="999999" w:sz="4"/>
+              <w:bottom w:val="single" w:color="999999" w:sz="4"/>
+              <w:right w:val="single" w:color="999999" w:sz="4"/>
+            </w:tcBorders>
+            <w:tcMar>
+              <w:top w:type="dxa" w:w="70"/>
+              <w:left w:type="dxa" w:w="100"/>
+              <w:bottom w:type="dxa" w:w="70"/>
+              <w:right w:type="dxa" w:w="100"/>
+            </w:tcMar>
+          </w:tcPr>
+          <w:p>
+            <w:pPr>
+              <w:spacing w:after="40"/>
+            </w:pPr>
+            <w:r>
+              <w:rPr>
+                <w:rFonts w:ascii="Arial" w:cs="Arial" w:eastAsia="Arial" w:hAnsi="Arial"/>
+                <w:sz w:val="20"/>
+                <w:szCs w:val="20"/>
+              </w:rPr>
+              <w:t xml:space="preserve">CONSTRAINT! (Greece delays propellant) and adapt the map</w:t>
+            </w:r>
+          </w:p>
+        </w:tc>
+        <w:tc>
+          <w:tcPr>
+            <w:tcW w:type="dxa" w:w="1600"/>
+            <w:tcBorders>
+              <w:top w:val="single" w:color="999999" w:sz="4"/>
+              <w:left w:val="single" w:color="999999" w:sz="4"/>
+              <w:bottom w:val="single" w:color="999999" w:sz="4"/>
+              <w:right w:val="single" w:color="999999" w:sz="4"/>
+            </w:tcBorders>
+            <w:tcMar>
+              <w:top w:type="dxa" w:w="70"/>
+              <w:left w:type="dxa" w:w="100"/>
+              <w:bottom w:type="dxa" w:w="70"/>
+              <w:right w:type="dxa" w:w="100"/>
+            </w:tcMar>
+          </w:tcPr>
+          <w:p>
+            <w:pPr>
+              <w:spacing w:after="40"/>
+            </w:pPr>
+            <w:r>
+              <w:rPr>
+                <w:rFonts w:ascii="Arial" w:cs="Arial" w:eastAsia="Arial" w:hAnsi="Arial"/>
+                <w:sz w:val="20"/>
+                <w:szCs w:val="20"/>
+              </w:rPr>
+              <w:t xml:space="preserve">Connections 11</w:t>
+            </w:r>
+          </w:p>
+        </w:tc>
+        <w:tc>
+          <w:tcPr>
+            <w:tcW w:type="dxa" w:w="2760"/>
+            <w:tcBorders>
+              <w:top w:val="single" w:color="999999" w:sz="4"/>
+              <w:left w:val="single" w:color="999999" w:sz="4"/>
+              <w:bottom w:val="single" w:color="999999" w:sz="4"/>
+              <w:right w:val="single" w:color="999999" w:sz="4"/>
+            </w:tcBorders>
+            <w:tcMar>
+              <w:top w:type="dxa" w:w="70"/>
+              <w:left w:type="dxa" w:w="100"/>
+              <w:bottom w:type="dxa" w:w="70"/>
+              <w:right w:type="dxa" w:w="100"/>
+            </w:tcMar>
+          </w:tcPr>
+          <w:p>
+            <w:pPr>
+              <w:spacing w:after="40"/>
+            </w:pPr>
+            <w:r>
+              <w:rPr>
+                <w:rFonts w:ascii="Arial" w:cs="Arial" w:eastAsia="Arial" w:hAnsi="Arial"/>
+                <w:sz w:val="20"/>
+                <w:szCs w:val="20"/>
+              </w:rPr>
+              <w:t xml:space="preserve">Read it with drama. “What’s the first domino to fall?”</w:t>
             </w:r>
           </w:p>
         </w:tc>
@@ -2577,121 +2564,121 @@
         </w:trPr>
         <w:tc>
           <w:tcPr>
-            <w:tcW w:type="dxa" w:w="1250"/>
-            <w:tcBorders>
-              <w:top w:val="single" w:color="999999" w:sz="4"/>
-              <w:left w:val="single" w:color="999999" w:sz="4"/>
-              <w:bottom w:val="single" w:color="999999" w:sz="4"/>
-              <w:right w:val="single" w:color="999999" w:sz="4"/>
-            </w:tcBorders>
-            <w:tcMar>
-              <w:top w:type="dxa" w:w="70"/>
-              <w:left w:type="dxa" w:w="100"/>
-              <w:bottom w:type="dxa" w:w="70"/>
-              <w:right w:type="dxa" w:w="100"/>
-            </w:tcMar>
-          </w:tcPr>
-          <w:p>
-            <w:pPr>
-              <w:spacing w:after="40"/>
-            </w:pPr>
-            <w:r>
-              <w:rPr>
-                <w:rFonts w:ascii="Arial" w:cs="Arial" w:eastAsia="Arial" w:hAnsi="Arial"/>
-                <w:sz w:val="20"/>
-                <w:szCs w:val="20"/>
-              </w:rPr>
-              <w:t xml:space="preserve">0:28–0:30</w:t>
-            </w:r>
-          </w:p>
-        </w:tc>
-        <w:tc>
-          <w:tcPr>
-            <w:tcW w:type="dxa" w:w="3500"/>
-            <w:tcBorders>
-              <w:top w:val="single" w:color="999999" w:sz="4"/>
-              <w:left w:val="single" w:color="999999" w:sz="4"/>
-              <w:bottom w:val="single" w:color="999999" w:sz="4"/>
-              <w:right w:val="single" w:color="999999" w:sz="4"/>
-            </w:tcBorders>
-            <w:tcMar>
-              <w:top w:type="dxa" w:w="70"/>
-              <w:left w:type="dxa" w:w="100"/>
-              <w:bottom w:type="dxa" w:w="70"/>
-              <w:right w:type="dxa" w:w="100"/>
-            </w:tcMar>
-          </w:tcPr>
-          <w:p>
-            <w:pPr>
-              <w:spacing w:after="40"/>
-            </w:pPr>
-            <w:r>
-              <w:rPr>
-                <w:rFonts w:ascii="Arial" w:cs="Arial" w:eastAsia="Arial" w:hAnsi="Arial"/>
-                <w:sz w:val="20"/>
-                <w:szCs w:val="20"/>
-              </w:rPr>
-              <w:t xml:space="preserve">Mission Log reflection, and the bridge: from systems to people</w:t>
-            </w:r>
-          </w:p>
-        </w:tc>
-        <w:tc>
-          <w:tcPr>
-            <w:tcW w:type="dxa" w:w="1500"/>
-            <w:tcBorders>
-              <w:top w:val="single" w:color="999999" w:sz="4"/>
-              <w:left w:val="single" w:color="999999" w:sz="4"/>
-              <w:bottom w:val="single" w:color="999999" w:sz="4"/>
-              <w:right w:val="single" w:color="999999" w:sz="4"/>
-            </w:tcBorders>
-            <w:tcMar>
-              <w:top w:type="dxa" w:w="70"/>
-              <w:left w:type="dxa" w:w="100"/>
-              <w:bottom w:type="dxa" w:w="70"/>
-              <w:right w:type="dxa" w:w="100"/>
-            </w:tcMar>
-          </w:tcPr>
-          <w:p>
-            <w:pPr>
-              <w:spacing w:after="40"/>
-            </w:pPr>
-            <w:r>
-              <w:rPr>
-                <w:rFonts w:ascii="Arial" w:cs="Arial" w:eastAsia="Arial" w:hAnsi="Arial"/>
-                <w:sz w:val="20"/>
-                <w:szCs w:val="20"/>
-              </w:rPr>
-              <w:t xml:space="preserve">Connections 12</w:t>
-            </w:r>
-          </w:p>
-        </w:tc>
-        <w:tc>
-          <w:tcPr>
-            <w:tcW w:type="dxa" w:w="3110"/>
-            <w:tcBorders>
-              <w:top w:val="single" w:color="999999" w:sz="4"/>
-              <w:left w:val="single" w:color="999999" w:sz="4"/>
-              <w:bottom w:val="single" w:color="999999" w:sz="4"/>
-              <w:right w:val="single" w:color="999999" w:sz="4"/>
-            </w:tcBorders>
-            <w:tcMar>
-              <w:top w:type="dxa" w:w="70"/>
-              <w:left w:type="dxa" w:w="100"/>
-              <w:bottom w:type="dxa" w:w="70"/>
-              <w:right w:type="dxa" w:w="100"/>
-            </w:tcMar>
-          </w:tcPr>
-          <w:p>
-            <w:pPr>
-              <w:spacing w:after="40"/>
-            </w:pPr>
-            <w:r>
-              <w:rPr>
-                <w:rFonts w:ascii="Arial" w:cs="Arial" w:eastAsia="Arial" w:hAnsi="Arial"/>
-                <w:sz w:val="20"/>
-                <w:szCs w:val="20"/>
-              </w:rPr>
-              <w:t xml:space="preserve">Invite 2–3 to share. Connect back to Systems Thinking, then bridge: “Now let’s map the people.”</w:t>
+            <w:tcW w:type="dxa" w:w="1300"/>
+            <w:tcBorders>
+              <w:top w:val="single" w:color="999999" w:sz="4"/>
+              <w:left w:val="single" w:color="999999" w:sz="4"/>
+              <w:bottom w:val="single" w:color="999999" w:sz="4"/>
+              <w:right w:val="single" w:color="999999" w:sz="4"/>
+            </w:tcBorders>
+            <w:tcMar>
+              <w:top w:type="dxa" w:w="70"/>
+              <w:left w:type="dxa" w:w="100"/>
+              <w:bottom w:type="dxa" w:w="70"/>
+              <w:right w:type="dxa" w:w="100"/>
+            </w:tcMar>
+          </w:tcPr>
+          <w:p>
+            <w:pPr>
+              <w:spacing w:after="40"/>
+            </w:pPr>
+            <w:r>
+              <w:rPr>
+                <w:rFonts w:ascii="Arial" w:cs="Arial" w:eastAsia="Arial" w:hAnsi="Arial"/>
+                <w:sz w:val="20"/>
+                <w:szCs w:val="20"/>
+              </w:rPr>
+              <w:t xml:space="preserve">0:54–0:58</w:t>
+            </w:r>
+          </w:p>
+        </w:tc>
+        <w:tc>
+          <w:tcPr>
+            <w:tcW w:type="dxa" w:w="3700"/>
+            <w:tcBorders>
+              <w:top w:val="single" w:color="999999" w:sz="4"/>
+              <w:left w:val="single" w:color="999999" w:sz="4"/>
+              <w:bottom w:val="single" w:color="999999" w:sz="4"/>
+              <w:right w:val="single" w:color="999999" w:sz="4"/>
+            </w:tcBorders>
+            <w:tcMar>
+              <w:top w:type="dxa" w:w="70"/>
+              <w:left w:type="dxa" w:w="100"/>
+              <w:bottom w:type="dxa" w:w="70"/>
+              <w:right w:type="dxa" w:w="100"/>
+            </w:tcMar>
+          </w:tcPr>
+          <w:p>
+            <w:pPr>
+              <w:spacing w:after="40"/>
+            </w:pPr>
+            <w:r>
+              <w:rPr>
+                <w:rFonts w:ascii="Arial" w:cs="Arial" w:eastAsia="Arial" w:hAnsi="Arial"/>
+                <w:sz w:val="20"/>
+                <w:szCs w:val="20"/>
+              </w:rPr>
+              <w:t xml:space="preserve">Share-out (1 minute per team) and debrief</w:t>
+            </w:r>
+          </w:p>
+        </w:tc>
+        <w:tc>
+          <w:tcPr>
+            <w:tcW w:type="dxa" w:w="1600"/>
+            <w:tcBorders>
+              <w:top w:val="single" w:color="999999" w:sz="4"/>
+              <w:left w:val="single" w:color="999999" w:sz="4"/>
+              <w:bottom w:val="single" w:color="999999" w:sz="4"/>
+              <w:right w:val="single" w:color="999999" w:sz="4"/>
+            </w:tcBorders>
+            <w:tcMar>
+              <w:top w:type="dxa" w:w="70"/>
+              <w:left w:type="dxa" w:w="100"/>
+              <w:bottom w:type="dxa" w:w="70"/>
+              <w:right w:type="dxa" w:w="100"/>
+            </w:tcMar>
+          </w:tcPr>
+          <w:p>
+            <w:pPr>
+              <w:spacing w:after="40"/>
+            </w:pPr>
+            <w:r>
+              <w:rPr>
+                <w:rFonts w:ascii="Arial" w:cs="Arial" w:eastAsia="Arial" w:hAnsi="Arial"/>
+                <w:sz w:val="20"/>
+                <w:szCs w:val="20"/>
+              </w:rPr>
+              <w:t xml:space="preserve">Connections 10</w:t>
+            </w:r>
+          </w:p>
+        </w:tc>
+        <w:tc>
+          <w:tcPr>
+            <w:tcW w:type="dxa" w:w="2760"/>
+            <w:tcBorders>
+              <w:top w:val="single" w:color="999999" w:sz="4"/>
+              <w:left w:val="single" w:color="999999" w:sz="4"/>
+              <w:bottom w:val="single" w:color="999999" w:sz="4"/>
+              <w:right w:val="single" w:color="999999" w:sz="4"/>
+            </w:tcBorders>
+            <w:tcMar>
+              <w:top w:type="dxa" w:w="70"/>
+              <w:left w:type="dxa" w:w="100"/>
+              <w:bottom w:type="dxa" w:w="70"/>
+              <w:right w:type="dxa" w:w="100"/>
+            </w:tcMar>
+          </w:tcPr>
+          <w:p>
+            <w:pPr>
+              <w:spacing w:after="40"/>
+            </w:pPr>
+            <w:r>
+              <w:rPr>
+                <w:rFonts w:ascii="Arial" w:cs="Arial" w:eastAsia="Arial" w:hAnsi="Arial"/>
+                <w:sz w:val="20"/>
+                <w:szCs w:val="20"/>
+              </w:rPr>
+              <w:t xml:space="preserve">Hard 1-minute limit.</w:t>
             </w:r>
           </w:p>
         </w:tc>
@@ -2703,763 +2690,7 @@
         </w:trPr>
         <w:tc>
           <w:tcPr>
-            <w:tcW w:type="dxa" w:w="1250"/>
-            <w:tcBorders>
-              <w:top w:val="single" w:color="999999" w:sz="4"/>
-              <w:left w:val="single" w:color="999999" w:sz="4"/>
-              <w:bottom w:val="single" w:color="999999" w:sz="4"/>
-              <w:right w:val="single" w:color="999999" w:sz="4"/>
-            </w:tcBorders>
-            <w:tcMar>
-              <w:top w:type="dxa" w:w="70"/>
-              <w:left w:type="dxa" w:w="100"/>
-              <w:bottom w:type="dxa" w:w="70"/>
-              <w:right w:type="dxa" w:w="100"/>
-            </w:tcMar>
-          </w:tcPr>
-          <w:p>
-            <w:pPr>
-              <w:spacing w:after="40"/>
-            </w:pPr>
-            <w:r>
-              <w:rPr>
-                <w:rFonts w:ascii="Arial" w:cs="Arial" w:eastAsia="Arial" w:hAnsi="Arial"/>
-                <w:sz w:val="20"/>
-                <w:szCs w:val="20"/>
-              </w:rPr>
-              <w:t xml:space="preserve">0:30–0:33</w:t>
-            </w:r>
-          </w:p>
-        </w:tc>
-        <w:tc>
-          <w:tcPr>
-            <w:tcW w:type="dxa" w:w="3500"/>
-            <w:tcBorders>
-              <w:top w:val="single" w:color="999999" w:sz="4"/>
-              <w:left w:val="single" w:color="999999" w:sz="4"/>
-              <w:bottom w:val="single" w:color="999999" w:sz="4"/>
-              <w:right w:val="single" w:color="999999" w:sz="4"/>
-            </w:tcBorders>
-            <w:tcMar>
-              <w:top w:type="dxa" w:w="70"/>
-              <w:left w:type="dxa" w:w="100"/>
-              <w:bottom w:type="dxa" w:w="70"/>
-              <w:right w:type="dxa" w:w="100"/>
-            </w:tcMar>
-          </w:tcPr>
-          <w:p>
-            <w:pPr>
-              <w:spacing w:after="40"/>
-            </w:pPr>
-            <w:r>
-              <w:rPr>
-                <w:rFonts w:ascii="Arial" w:cs="Arial" w:eastAsia="Arial" w:hAnsi="Arial"/>
-                <w:sz w:val="20"/>
-                <w:szCs w:val="20"/>
-              </w:rPr>
-              <w:t xml:space="preserve">Warm-up: share your story (picture, song, one-word open question)</w:t>
-            </w:r>
-          </w:p>
-        </w:tc>
-        <w:tc>
-          <w:tcPr>
-            <w:tcW w:type="dxa" w:w="1500"/>
-            <w:tcBorders>
-              <w:top w:val="single" w:color="999999" w:sz="4"/>
-              <w:left w:val="single" w:color="999999" w:sz="4"/>
-              <w:bottom w:val="single" w:color="999999" w:sz="4"/>
-              <w:right w:val="single" w:color="999999" w:sz="4"/>
-            </w:tcBorders>
-            <w:tcMar>
-              <w:top w:type="dxa" w:w="70"/>
-              <w:left w:type="dxa" w:w="100"/>
-              <w:bottom w:type="dxa" w:w="70"/>
-              <w:right w:type="dxa" w:w="100"/>
-            </w:tcMar>
-          </w:tcPr>
-          <w:p>
-            <w:pPr>
-              <w:spacing w:after="40"/>
-            </w:pPr>
-            <w:r>
-              <w:rPr>
-                <w:rFonts w:ascii="Arial" w:cs="Arial" w:eastAsia="Arial" w:hAnsi="Arial"/>
-                <w:sz w:val="20"/>
-                <w:szCs w:val="20"/>
-              </w:rPr>
-              <w:t xml:space="preserve">Matchmaking 1–3</w:t>
-            </w:r>
-          </w:p>
-        </w:tc>
-        <w:tc>
-          <w:tcPr>
-            <w:tcW w:type="dxa" w:w="3110"/>
-            <w:tcBorders>
-              <w:top w:val="single" w:color="999999" w:sz="4"/>
-              <w:left w:val="single" w:color="999999" w:sz="4"/>
-              <w:bottom w:val="single" w:color="999999" w:sz="4"/>
-              <w:right w:val="single" w:color="999999" w:sz="4"/>
-            </w:tcBorders>
-            <w:tcMar>
-              <w:top w:type="dxa" w:w="70"/>
-              <w:left w:type="dxa" w:w="100"/>
-              <w:bottom w:type="dxa" w:w="70"/>
-              <w:right w:type="dxa" w:w="100"/>
-            </w:tcMar>
-          </w:tcPr>
-          <w:p>
-            <w:pPr>
-              <w:spacing w:after="40"/>
-            </w:pPr>
-            <w:r>
-              <w:rPr>
-                <w:rFonts w:ascii="Arial" w:cs="Arial" w:eastAsia="Arial" w:hAnsi="Arial"/>
-                <w:sz w:val="20"/>
-                <w:szCs w:val="20"/>
-              </w:rPr>
-              <w:t xml:space="preserve">Shortened from the original. Keep it to about 15 seconds each, or run it as pre-work.</w:t>
-            </w:r>
-          </w:p>
-        </w:tc>
-      </w:tr>
-      <w:tr>
-        <w:trPr>
-          <w:cantSplit/>
-          <w:tblHeader w:val="false"/>
-        </w:trPr>
-        <w:tc>
-          <w:tcPr>
-            <w:tcW w:type="dxa" w:w="1250"/>
-            <w:tcBorders>
-              <w:top w:val="single" w:color="999999" w:sz="4"/>
-              <w:left w:val="single" w:color="999999" w:sz="4"/>
-              <w:bottom w:val="single" w:color="999999" w:sz="4"/>
-              <w:right w:val="single" w:color="999999" w:sz="4"/>
-            </w:tcBorders>
-            <w:tcMar>
-              <w:top w:type="dxa" w:w="70"/>
-              <w:left w:type="dxa" w:w="100"/>
-              <w:bottom w:type="dxa" w:w="70"/>
-              <w:right w:type="dxa" w:w="100"/>
-            </w:tcMar>
-          </w:tcPr>
-          <w:p>
-            <w:pPr>
-              <w:spacing w:after="40"/>
-            </w:pPr>
-            <w:r>
-              <w:rPr>
-                <w:rFonts w:ascii="Arial" w:cs="Arial" w:eastAsia="Arial" w:hAnsi="Arial"/>
-                <w:sz w:val="20"/>
-                <w:szCs w:val="20"/>
-              </w:rPr>
-              <w:t xml:space="preserve">0:33–0:38</w:t>
-            </w:r>
-          </w:p>
-        </w:tc>
-        <w:tc>
-          <w:tcPr>
-            <w:tcW w:type="dxa" w:w="3500"/>
-            <w:tcBorders>
-              <w:top w:val="single" w:color="999999" w:sz="4"/>
-              <w:left w:val="single" w:color="999999" w:sz="4"/>
-              <w:bottom w:val="single" w:color="999999" w:sz="4"/>
-              <w:right w:val="single" w:color="999999" w:sz="4"/>
-            </w:tcBorders>
-            <w:tcMar>
-              <w:top w:type="dxa" w:w="70"/>
-              <w:left w:type="dxa" w:w="100"/>
-              <w:bottom w:type="dxa" w:w="70"/>
-              <w:right w:type="dxa" w:w="100"/>
-            </w:tcMar>
-          </w:tcPr>
-          <w:p>
-            <w:pPr>
-              <w:spacing w:after="40"/>
-            </w:pPr>
-            <w:r>
-              <w:rPr>
-                <w:rFonts w:ascii="Arial" w:cs="Arial" w:eastAsia="Arial" w:hAnsi="Arial"/>
-                <w:sz w:val="20"/>
-                <w:szCs w:val="20"/>
-              </w:rPr>
-              <w:t xml:space="preserve">Idea Spark: write an idea and a challenge on a card</w:t>
-            </w:r>
-          </w:p>
-        </w:tc>
-        <w:tc>
-          <w:tcPr>
-            <w:tcW w:type="dxa" w:w="1500"/>
-            <w:tcBorders>
-              <w:top w:val="single" w:color="999999" w:sz="4"/>
-              <w:left w:val="single" w:color="999999" w:sz="4"/>
-              <w:bottom w:val="single" w:color="999999" w:sz="4"/>
-              <w:right w:val="single" w:color="999999" w:sz="4"/>
-            </w:tcBorders>
-            <w:tcMar>
-              <w:top w:type="dxa" w:w="70"/>
-              <w:left w:type="dxa" w:w="100"/>
-              <w:bottom w:type="dxa" w:w="70"/>
-              <w:right w:type="dxa" w:w="100"/>
-            </w:tcMar>
-          </w:tcPr>
-          <w:p>
-            <w:pPr>
-              <w:spacing w:after="40"/>
-            </w:pPr>
-            <w:r>
-              <w:rPr>
-                <w:rFonts w:ascii="Arial" w:cs="Arial" w:eastAsia="Arial" w:hAnsi="Arial"/>
-                <w:sz w:val="20"/>
-                <w:szCs w:val="20"/>
-              </w:rPr>
-              <w:t xml:space="preserve">Matchmaking 4</w:t>
-            </w:r>
-          </w:p>
-        </w:tc>
-        <w:tc>
-          <w:tcPr>
-            <w:tcW w:type="dxa" w:w="3110"/>
-            <w:tcBorders>
-              <w:top w:val="single" w:color="999999" w:sz="4"/>
-              <w:left w:val="single" w:color="999999" w:sz="4"/>
-              <w:bottom w:val="single" w:color="999999" w:sz="4"/>
-              <w:right w:val="single" w:color="999999" w:sz="4"/>
-            </w:tcBorders>
-            <w:tcMar>
-              <w:top w:type="dxa" w:w="70"/>
-              <w:left w:type="dxa" w:w="100"/>
-              <w:bottom w:type="dxa" w:w="70"/>
-              <w:right w:type="dxa" w:w="100"/>
-            </w:tcMar>
-          </w:tcPr>
-          <w:p>
-            <w:pPr>
-              <w:spacing w:after="40"/>
-            </w:pPr>
-            <w:r>
-              <w:rPr>
-                <w:rFonts w:ascii="Arial" w:cs="Arial" w:eastAsia="Arial" w:hAnsi="Arial"/>
-                <w:sz w:val="20"/>
-                <w:szCs w:val="20"/>
-              </w:rPr>
-              <w:t xml:space="preserve">“Be specific. Vague ideas are hard to match.”</w:t>
-            </w:r>
-          </w:p>
-        </w:tc>
-      </w:tr>
-      <w:tr>
-        <w:trPr>
-          <w:cantSplit/>
-          <w:tblHeader w:val="false"/>
-        </w:trPr>
-        <w:tc>
-          <w:tcPr>
-            <w:tcW w:type="dxa" w:w="1250"/>
-            <w:tcBorders>
-              <w:top w:val="single" w:color="999999" w:sz="4"/>
-              <w:left w:val="single" w:color="999999" w:sz="4"/>
-              <w:bottom w:val="single" w:color="999999" w:sz="4"/>
-              <w:right w:val="single" w:color="999999" w:sz="4"/>
-            </w:tcBorders>
-            <w:tcMar>
-              <w:top w:type="dxa" w:w="70"/>
-              <w:left w:type="dxa" w:w="100"/>
-              <w:bottom w:type="dxa" w:w="70"/>
-              <w:right w:type="dxa" w:w="100"/>
-            </w:tcMar>
-          </w:tcPr>
-          <w:p>
-            <w:pPr>
-              <w:spacing w:after="40"/>
-            </w:pPr>
-            <w:r>
-              <w:rPr>
-                <w:rFonts w:ascii="Arial" w:cs="Arial" w:eastAsia="Arial" w:hAnsi="Arial"/>
-                <w:sz w:val="20"/>
-                <w:szCs w:val="20"/>
-              </w:rPr>
-              <w:t xml:space="preserve">0:38–0:46</w:t>
-            </w:r>
-          </w:p>
-        </w:tc>
-        <w:tc>
-          <w:tcPr>
-            <w:tcW w:type="dxa" w:w="3500"/>
-            <w:tcBorders>
-              <w:top w:val="single" w:color="999999" w:sz="4"/>
-              <w:left w:val="single" w:color="999999" w:sz="4"/>
-              <w:bottom w:val="single" w:color="999999" w:sz="4"/>
-              <w:right w:val="single" w:color="999999" w:sz="4"/>
-            </w:tcBorders>
-            <w:tcMar>
-              <w:top w:type="dxa" w:w="70"/>
-              <w:left w:type="dxa" w:w="100"/>
-              <w:bottom w:type="dxa" w:w="70"/>
-              <w:right w:type="dxa" w:w="100"/>
-            </w:tcMar>
-          </w:tcPr>
-          <w:p>
-            <w:pPr>
-              <w:spacing w:after="40"/>
-            </w:pPr>
-            <w:r>
-              <w:rPr>
-                <w:rFonts w:ascii="Arial" w:cs="Arial" w:eastAsia="Arial" w:hAnsi="Arial"/>
-                <w:sz w:val="20"/>
-                <w:szCs w:val="20"/>
-              </w:rPr>
-              <w:t xml:space="preserve">Walk and match: rapid 1–2 minute conversations</w:t>
-            </w:r>
-          </w:p>
-        </w:tc>
-        <w:tc>
-          <w:tcPr>
-            <w:tcW w:type="dxa" w:w="1500"/>
-            <w:tcBorders>
-              <w:top w:val="single" w:color="999999" w:sz="4"/>
-              <w:left w:val="single" w:color="999999" w:sz="4"/>
-              <w:bottom w:val="single" w:color="999999" w:sz="4"/>
-              <w:right w:val="single" w:color="999999" w:sz="4"/>
-            </w:tcBorders>
-            <w:tcMar>
-              <w:top w:type="dxa" w:w="70"/>
-              <w:left w:type="dxa" w:w="100"/>
-              <w:bottom w:type="dxa" w:w="70"/>
-              <w:right w:type="dxa" w:w="100"/>
-            </w:tcMar>
-          </w:tcPr>
-          <w:p>
-            <w:pPr>
-              <w:spacing w:after="40"/>
-            </w:pPr>
-            <w:r>
-              <w:rPr>
-                <w:rFonts w:ascii="Arial" w:cs="Arial" w:eastAsia="Arial" w:hAnsi="Arial"/>
-                <w:sz w:val="20"/>
-                <w:szCs w:val="20"/>
-              </w:rPr>
-              <w:t xml:space="preserve">Matchmaking 5</w:t>
-            </w:r>
-          </w:p>
-        </w:tc>
-        <w:tc>
-          <w:tcPr>
-            <w:tcW w:type="dxa" w:w="3110"/>
-            <w:tcBorders>
-              <w:top w:val="single" w:color="999999" w:sz="4"/>
-              <w:left w:val="single" w:color="999999" w:sz="4"/>
-              <w:bottom w:val="single" w:color="999999" w:sz="4"/>
-              <w:right w:val="single" w:color="999999" w:sz="4"/>
-            </w:tcBorders>
-            <w:tcMar>
-              <w:top w:type="dxa" w:w="70"/>
-              <w:left w:type="dxa" w:w="100"/>
-              <w:bottom w:type="dxa" w:w="70"/>
-              <w:right w:type="dxa" w:w="100"/>
-            </w:tcMar>
-          </w:tcPr>
-          <w:p>
-            <w:pPr>
-              <w:spacing w:after="40"/>
-            </w:pPr>
-            <w:r>
-              <w:rPr>
-                <w:rFonts w:ascii="Arial" w:cs="Arial" w:eastAsia="Arial" w:hAnsi="Arial"/>
-                <w:sz w:val="20"/>
-                <w:szCs w:val="20"/>
-              </w:rPr>
-              <w:t xml:space="preserve">Prompt: “Does anything I’m working on connect with yours?” Encourage several conversations.</w:t>
-            </w:r>
-          </w:p>
-        </w:tc>
-      </w:tr>
-      <w:tr>
-        <w:trPr>
-          <w:cantSplit/>
-          <w:tblHeader w:val="false"/>
-        </w:trPr>
-        <w:tc>
-          <w:tcPr>
-            <w:tcW w:type="dxa" w:w="1250"/>
-            <w:tcBorders>
-              <w:top w:val="single" w:color="999999" w:sz="4"/>
-              <w:left w:val="single" w:color="999999" w:sz="4"/>
-              <w:bottom w:val="single" w:color="999999" w:sz="4"/>
-              <w:right w:val="single" w:color="999999" w:sz="4"/>
-            </w:tcBorders>
-            <w:tcMar>
-              <w:top w:type="dxa" w:w="70"/>
-              <w:left w:type="dxa" w:w="100"/>
-              <w:bottom w:type="dxa" w:w="70"/>
-              <w:right w:type="dxa" w:w="100"/>
-            </w:tcMar>
-          </w:tcPr>
-          <w:p>
-            <w:pPr>
-              <w:spacing w:after="40"/>
-            </w:pPr>
-            <w:r>
-              <w:rPr>
-                <w:rFonts w:ascii="Arial" w:cs="Arial" w:eastAsia="Arial" w:hAnsi="Arial"/>
-                <w:sz w:val="20"/>
-                <w:szCs w:val="20"/>
-              </w:rPr>
-              <w:t xml:space="preserve">0:46–0:49</w:t>
-            </w:r>
-          </w:p>
-        </w:tc>
-        <w:tc>
-          <w:tcPr>
-            <w:tcW w:type="dxa" w:w="3500"/>
-            <w:tcBorders>
-              <w:top w:val="single" w:color="999999" w:sz="4"/>
-              <w:left w:val="single" w:color="999999" w:sz="4"/>
-              <w:bottom w:val="single" w:color="999999" w:sz="4"/>
-              <w:right w:val="single" w:color="999999" w:sz="4"/>
-            </w:tcBorders>
-            <w:tcMar>
-              <w:top w:type="dxa" w:w="70"/>
-              <w:left w:type="dxa" w:w="100"/>
-              <w:bottom w:type="dxa" w:w="70"/>
-              <w:right w:type="dxa" w:w="100"/>
-            </w:tcMar>
-          </w:tcPr>
-          <w:p>
-            <w:pPr>
-              <w:spacing w:after="40"/>
-            </w:pPr>
-            <w:r>
-              <w:rPr>
-                <w:rFonts w:ascii="Arial" w:cs="Arial" w:eastAsia="Arial" w:hAnsi="Arial"/>
-                <w:sz w:val="20"/>
-                <w:szCs w:val="20"/>
-              </w:rPr>
-              <w:t xml:space="preserve">Form pairs or trios</w:t>
-            </w:r>
-          </w:p>
-        </w:tc>
-        <w:tc>
-          <w:tcPr>
-            <w:tcW w:type="dxa" w:w="1500"/>
-            <w:tcBorders>
-              <w:top w:val="single" w:color="999999" w:sz="4"/>
-              <w:left w:val="single" w:color="999999" w:sz="4"/>
-              <w:bottom w:val="single" w:color="999999" w:sz="4"/>
-              <w:right w:val="single" w:color="999999" w:sz="4"/>
-            </w:tcBorders>
-            <w:tcMar>
-              <w:top w:type="dxa" w:w="70"/>
-              <w:left w:type="dxa" w:w="100"/>
-              <w:bottom w:type="dxa" w:w="70"/>
-              <w:right w:type="dxa" w:w="100"/>
-            </w:tcMar>
-          </w:tcPr>
-          <w:p>
-            <w:pPr>
-              <w:spacing w:after="40"/>
-            </w:pPr>
-            <w:r>
-              <w:rPr>
-                <w:rFonts w:ascii="Arial" w:cs="Arial" w:eastAsia="Arial" w:hAnsi="Arial"/>
-                <w:sz w:val="20"/>
-                <w:szCs w:val="20"/>
-              </w:rPr>
-              <w:t xml:space="preserve">Matchmaking 6</w:t>
-            </w:r>
-          </w:p>
-        </w:tc>
-        <w:tc>
-          <w:tcPr>
-            <w:tcW w:type="dxa" w:w="3110"/>
-            <w:tcBorders>
-              <w:top w:val="single" w:color="999999" w:sz="4"/>
-              <w:left w:val="single" w:color="999999" w:sz="4"/>
-              <w:bottom w:val="single" w:color="999999" w:sz="4"/>
-              <w:right w:val="single" w:color="999999" w:sz="4"/>
-            </w:tcBorders>
-            <w:tcMar>
-              <w:top w:type="dxa" w:w="70"/>
-              <w:left w:type="dxa" w:w="100"/>
-              <w:bottom w:type="dxa" w:w="70"/>
-              <w:right w:type="dxa" w:w="100"/>
-            </w:tcMar>
-          </w:tcPr>
-          <w:p>
-            <w:pPr>
-              <w:spacing w:after="40"/>
-            </w:pPr>
-            <w:r>
-              <w:rPr>
-                <w:rFonts w:ascii="Arial" w:cs="Arial" w:eastAsia="Arial" w:hAnsi="Arial"/>
-                <w:sz w:val="20"/>
-                <w:szCs w:val="20"/>
-              </w:rPr>
-              <w:t xml:space="preserve">Group by complementary ideas or methods.</w:t>
-            </w:r>
-          </w:p>
-        </w:tc>
-      </w:tr>
-      <w:tr>
-        <w:trPr>
-          <w:cantSplit/>
-          <w:tblHeader w:val="false"/>
-        </w:trPr>
-        <w:tc>
-          <w:tcPr>
-            <w:tcW w:type="dxa" w:w="1250"/>
-            <w:tcBorders>
-              <w:top w:val="single" w:color="999999" w:sz="4"/>
-              <w:left w:val="single" w:color="999999" w:sz="4"/>
-              <w:bottom w:val="single" w:color="999999" w:sz="4"/>
-              <w:right w:val="single" w:color="999999" w:sz="4"/>
-            </w:tcBorders>
-            <w:tcMar>
-              <w:top w:type="dxa" w:w="70"/>
-              <w:left w:type="dxa" w:w="100"/>
-              <w:bottom w:type="dxa" w:w="70"/>
-              <w:right w:type="dxa" w:w="100"/>
-            </w:tcMar>
-          </w:tcPr>
-          <w:p>
-            <w:pPr>
-              <w:spacing w:after="40"/>
-            </w:pPr>
-            <w:r>
-              <w:rPr>
-                <w:rFonts w:ascii="Arial" w:cs="Arial" w:eastAsia="Arial" w:hAnsi="Arial"/>
-                <w:sz w:val="20"/>
-                <w:szCs w:val="20"/>
-              </w:rPr>
-              <w:t xml:space="preserve">0:49–0:55</w:t>
-            </w:r>
-          </w:p>
-        </w:tc>
-        <w:tc>
-          <w:tcPr>
-            <w:tcW w:type="dxa" w:w="3500"/>
-            <w:tcBorders>
-              <w:top w:val="single" w:color="999999" w:sz="4"/>
-              <w:left w:val="single" w:color="999999" w:sz="4"/>
-              <w:bottom w:val="single" w:color="999999" w:sz="4"/>
-              <w:right w:val="single" w:color="999999" w:sz="4"/>
-            </w:tcBorders>
-            <w:tcMar>
-              <w:top w:type="dxa" w:w="70"/>
-              <w:left w:type="dxa" w:w="100"/>
-              <w:bottom w:type="dxa" w:w="70"/>
-              <w:right w:type="dxa" w:w="100"/>
-            </w:tcMar>
-          </w:tcPr>
-          <w:p>
-            <w:pPr>
-              <w:spacing w:after="40"/>
-            </w:pPr>
-            <w:r>
-              <w:rPr>
-                <w:rFonts w:ascii="Arial" w:cs="Arial" w:eastAsia="Arial" w:hAnsi="Arial"/>
-                <w:sz w:val="20"/>
-                <w:szCs w:val="20"/>
-              </w:rPr>
-              <w:t xml:space="preserve">Build the pitch</w:t>
-            </w:r>
-          </w:p>
-        </w:tc>
-        <w:tc>
-          <w:tcPr>
-            <w:tcW w:type="dxa" w:w="1500"/>
-            <w:tcBorders>
-              <w:top w:val="single" w:color="999999" w:sz="4"/>
-              <w:left w:val="single" w:color="999999" w:sz="4"/>
-              <w:bottom w:val="single" w:color="999999" w:sz="4"/>
-              <w:right w:val="single" w:color="999999" w:sz="4"/>
-            </w:tcBorders>
-            <w:tcMar>
-              <w:top w:type="dxa" w:w="70"/>
-              <w:left w:type="dxa" w:w="100"/>
-              <w:bottom w:type="dxa" w:w="70"/>
-              <w:right w:type="dxa" w:w="100"/>
-            </w:tcMar>
-          </w:tcPr>
-          <w:p>
-            <w:pPr>
-              <w:spacing w:after="40"/>
-            </w:pPr>
-            <w:r>
-              <w:rPr>
-                <w:rFonts w:ascii="Arial" w:cs="Arial" w:eastAsia="Arial" w:hAnsi="Arial"/>
-                <w:sz w:val="20"/>
-                <w:szCs w:val="20"/>
-              </w:rPr>
-              <w:t xml:space="preserve">Matchmaking 6</w:t>
-            </w:r>
-          </w:p>
-        </w:tc>
-        <w:tc>
-          <w:tcPr>
-            <w:tcW w:type="dxa" w:w="3110"/>
-            <w:tcBorders>
-              <w:top w:val="single" w:color="999999" w:sz="4"/>
-              <w:left w:val="single" w:color="999999" w:sz="4"/>
-              <w:bottom w:val="single" w:color="999999" w:sz="4"/>
-              <w:right w:val="single" w:color="999999" w:sz="4"/>
-            </w:tcBorders>
-            <w:tcMar>
-              <w:top w:type="dxa" w:w="70"/>
-              <w:left w:type="dxa" w:w="100"/>
-              <w:bottom w:type="dxa" w:w="70"/>
-              <w:right w:type="dxa" w:w="100"/>
-            </w:tcMar>
-          </w:tcPr>
-          <w:p>
-            <w:pPr>
-              <w:spacing w:after="40"/>
-            </w:pPr>
-            <w:r>
-              <w:rPr>
-                <w:rFonts w:ascii="Arial" w:cs="Arial" w:eastAsia="Arial" w:hAnsi="Arial"/>
-                <w:sz w:val="20"/>
-                <w:szCs w:val="20"/>
-              </w:rPr>
-              <w:t xml:space="preserve">Sentence frame: “Together, we can create value by ___ for ___ because ___.”</w:t>
-            </w:r>
-          </w:p>
-        </w:tc>
-      </w:tr>
-      <w:tr>
-        <w:trPr>
-          <w:cantSplit/>
-          <w:tblHeader w:val="false"/>
-        </w:trPr>
-        <w:tc>
-          <w:tcPr>
-            <w:tcW w:type="dxa" w:w="1250"/>
-            <w:tcBorders>
-              <w:top w:val="single" w:color="999999" w:sz="4"/>
-              <w:left w:val="single" w:color="999999" w:sz="4"/>
-              <w:bottom w:val="single" w:color="999999" w:sz="4"/>
-              <w:right w:val="single" w:color="999999" w:sz="4"/>
-            </w:tcBorders>
-            <w:tcMar>
-              <w:top w:type="dxa" w:w="70"/>
-              <w:left w:type="dxa" w:w="100"/>
-              <w:bottom w:type="dxa" w:w="70"/>
-              <w:right w:type="dxa" w:w="100"/>
-            </w:tcMar>
-          </w:tcPr>
-          <w:p>
-            <w:pPr>
-              <w:spacing w:after="40"/>
-            </w:pPr>
-            <w:r>
-              <w:rPr>
-                <w:rFonts w:ascii="Arial" w:cs="Arial" w:eastAsia="Arial" w:hAnsi="Arial"/>
-                <w:sz w:val="20"/>
-                <w:szCs w:val="20"/>
-              </w:rPr>
-              <w:t xml:space="preserve">0:55–0:58</w:t>
-            </w:r>
-          </w:p>
-        </w:tc>
-        <w:tc>
-          <w:tcPr>
-            <w:tcW w:type="dxa" w:w="3500"/>
-            <w:tcBorders>
-              <w:top w:val="single" w:color="999999" w:sz="4"/>
-              <w:left w:val="single" w:color="999999" w:sz="4"/>
-              <w:bottom w:val="single" w:color="999999" w:sz="4"/>
-              <w:right w:val="single" w:color="999999" w:sz="4"/>
-            </w:tcBorders>
-            <w:tcMar>
-              <w:top w:type="dxa" w:w="70"/>
-              <w:left w:type="dxa" w:w="100"/>
-              <w:bottom w:type="dxa" w:w="70"/>
-              <w:right w:type="dxa" w:w="100"/>
-            </w:tcMar>
-          </w:tcPr>
-          <w:p>
-            <w:pPr>
-              <w:spacing w:after="40"/>
-            </w:pPr>
-            <w:r>
-              <w:rPr>
-                <w:rFonts w:ascii="Arial" w:cs="Arial" w:eastAsia="Arial" w:hAnsi="Arial"/>
-                <w:sz w:val="20"/>
-                <w:szCs w:val="20"/>
-              </w:rPr>
-              <w:t xml:space="preserve">Quick share: 30-second pitches</w:t>
-            </w:r>
-          </w:p>
-        </w:tc>
-        <w:tc>
-          <w:tcPr>
-            <w:tcW w:type="dxa" w:w="1500"/>
-            <w:tcBorders>
-              <w:top w:val="single" w:color="999999" w:sz="4"/>
-              <w:left w:val="single" w:color="999999" w:sz="4"/>
-              <w:bottom w:val="single" w:color="999999" w:sz="4"/>
-              <w:right w:val="single" w:color="999999" w:sz="4"/>
-            </w:tcBorders>
-            <w:tcMar>
-              <w:top w:type="dxa" w:w="70"/>
-              <w:left w:type="dxa" w:w="100"/>
-              <w:bottom w:type="dxa" w:w="70"/>
-              <w:right w:type="dxa" w:w="100"/>
-            </w:tcMar>
-          </w:tcPr>
-          <w:p>
-            <w:pPr>
-              <w:spacing w:after="40"/>
-            </w:pPr>
-            <w:r>
-              <w:rPr>
-                <w:rFonts w:ascii="Arial" w:cs="Arial" w:eastAsia="Arial" w:hAnsi="Arial"/>
-                <w:sz w:val="20"/>
-                <w:szCs w:val="20"/>
-              </w:rPr>
-              <w:t xml:space="preserve">Matchmaking 7</w:t>
-            </w:r>
-          </w:p>
-        </w:tc>
-        <w:tc>
-          <w:tcPr>
-            <w:tcW w:type="dxa" w:w="3110"/>
-            <w:tcBorders>
-              <w:top w:val="single" w:color="999999" w:sz="4"/>
-              <w:left w:val="single" w:color="999999" w:sz="4"/>
-              <w:bottom w:val="single" w:color="999999" w:sz="4"/>
-              <w:right w:val="single" w:color="999999" w:sz="4"/>
-            </w:tcBorders>
-            <w:tcMar>
-              <w:top w:type="dxa" w:w="70"/>
-              <w:left w:type="dxa" w:w="100"/>
-              <w:bottom w:type="dxa" w:w="70"/>
-              <w:right w:type="dxa" w:w="100"/>
-            </w:tcMar>
-          </w:tcPr>
-          <w:p>
-            <w:pPr>
-              <w:spacing w:after="40"/>
-            </w:pPr>
-            <w:r>
-              <w:rPr>
-                <w:rFonts w:ascii="Arial" w:cs="Arial" w:eastAsia="Arial" w:hAnsi="Arial"/>
-                <w:sz w:val="20"/>
-                <w:szCs w:val="20"/>
-              </w:rPr>
-              <w:t xml:space="preserve">Who are we, what will we do, who benefits.</w:t>
-            </w:r>
-          </w:p>
-        </w:tc>
-      </w:tr>
-      <w:tr>
-        <w:trPr>
-          <w:cantSplit/>
-          <w:tblHeader w:val="false"/>
-        </w:trPr>
-        <w:tc>
-          <w:tcPr>
-            <w:tcW w:type="dxa" w:w="1250"/>
+            <w:tcW w:type="dxa" w:w="1300"/>
             <w:tcBorders>
               <w:top w:val="single" w:color="999999" w:sz="4"/>
               <w:left w:val="single" w:color="999999" w:sz="4"/>
@@ -3489,91 +2720,91 @@
         </w:tc>
         <w:tc>
           <w:tcPr>
-            <w:tcW w:type="dxa" w:w="3500"/>
-            <w:tcBorders>
-              <w:top w:val="single" w:color="999999" w:sz="4"/>
-              <w:left w:val="single" w:color="999999" w:sz="4"/>
-              <w:bottom w:val="single" w:color="999999" w:sz="4"/>
-              <w:right w:val="single" w:color="999999" w:sz="4"/>
-            </w:tcBorders>
-            <w:tcMar>
-              <w:top w:type="dxa" w:w="70"/>
-              <w:left w:type="dxa" w:w="100"/>
-              <w:bottom w:type="dxa" w:w="70"/>
-              <w:right w:type="dxa" w:w="100"/>
-            </w:tcMar>
-          </w:tcPr>
-          <w:p>
-            <w:pPr>
-              <w:spacing w:after="40"/>
-            </w:pPr>
-            <w:r>
-              <w:rPr>
-                <w:rFonts w:ascii="Arial" w:cs="Arial" w:eastAsia="Arial" w:hAnsi="Arial"/>
-                <w:sz w:val="20"/>
-                <w:szCs w:val="20"/>
-              </w:rPr>
-              <w:t xml:space="preserve">Takeaways and next steps</w:t>
-            </w:r>
-          </w:p>
-        </w:tc>
-        <w:tc>
-          <w:tcPr>
-            <w:tcW w:type="dxa" w:w="1500"/>
-            <w:tcBorders>
-              <w:top w:val="single" w:color="999999" w:sz="4"/>
-              <w:left w:val="single" w:color="999999" w:sz="4"/>
-              <w:bottom w:val="single" w:color="999999" w:sz="4"/>
-              <w:right w:val="single" w:color="999999" w:sz="4"/>
-            </w:tcBorders>
-            <w:tcMar>
-              <w:top w:type="dxa" w:w="70"/>
-              <w:left w:type="dxa" w:w="100"/>
-              <w:bottom w:type="dxa" w:w="70"/>
-              <w:right w:type="dxa" w:w="100"/>
-            </w:tcMar>
-          </w:tcPr>
-          <w:p>
-            <w:pPr>
-              <w:spacing w:after="40"/>
-            </w:pPr>
-            <w:r>
-              <w:rPr>
-                <w:rFonts w:ascii="Arial" w:cs="Arial" w:eastAsia="Arial" w:hAnsi="Arial"/>
-                <w:sz w:val="20"/>
-                <w:szCs w:val="20"/>
-              </w:rPr>
-              <w:t xml:space="preserve">Matchmaking 8</w:t>
-            </w:r>
-          </w:p>
-        </w:tc>
-        <w:tc>
-          <w:tcPr>
-            <w:tcW w:type="dxa" w:w="3110"/>
-            <w:tcBorders>
-              <w:top w:val="single" w:color="999999" w:sz="4"/>
-              <w:left w:val="single" w:color="999999" w:sz="4"/>
-              <w:bottom w:val="single" w:color="999999" w:sz="4"/>
-              <w:right w:val="single" w:color="999999" w:sz="4"/>
-            </w:tcBorders>
-            <w:tcMar>
-              <w:top w:type="dxa" w:w="70"/>
-              <w:left w:type="dxa" w:w="100"/>
-              <w:bottom w:type="dxa" w:w="70"/>
-              <w:right w:type="dxa" w:w="100"/>
-            </w:tcMar>
-          </w:tcPr>
-          <w:p>
-            <w:pPr>
-              <w:spacing w:after="40"/>
-            </w:pPr>
-            <w:r>
-              <w:rPr>
-                <w:rFonts w:ascii="Arial" w:cs="Arial" w:eastAsia="Arial" w:hAnsi="Arial"/>
-                <w:sz w:val="20"/>
-                <w:szCs w:val="20"/>
-              </w:rPr>
-              <w:t xml:space="preserve">Close with “Good collaboration isn’t planned — it’s discovered.”</w:t>
+            <w:tcW w:type="dxa" w:w="3700"/>
+            <w:tcBorders>
+              <w:top w:val="single" w:color="999999" w:sz="4"/>
+              <w:left w:val="single" w:color="999999" w:sz="4"/>
+              <w:bottom w:val="single" w:color="999999" w:sz="4"/>
+              <w:right w:val="single" w:color="999999" w:sz="4"/>
+            </w:tcBorders>
+            <w:tcMar>
+              <w:top w:type="dxa" w:w="70"/>
+              <w:left w:type="dxa" w:w="100"/>
+              <w:bottom w:type="dxa" w:w="70"/>
+              <w:right w:type="dxa" w:w="100"/>
+            </w:tcMar>
+          </w:tcPr>
+          <w:p>
+            <w:pPr>
+              <w:spacing w:after="40"/>
+            </w:pPr>
+            <w:r>
+              <w:rPr>
+                <w:rFonts w:ascii="Arial" w:cs="Arial" w:eastAsia="Arial" w:hAnsi="Arial"/>
+                <w:sz w:val="20"/>
+                <w:szCs w:val="20"/>
+              </w:rPr>
+              <w:t xml:space="preserve">Mission Log reflection and close</w:t>
+            </w:r>
+          </w:p>
+        </w:tc>
+        <w:tc>
+          <w:tcPr>
+            <w:tcW w:type="dxa" w:w="1600"/>
+            <w:tcBorders>
+              <w:top w:val="single" w:color="999999" w:sz="4"/>
+              <w:left w:val="single" w:color="999999" w:sz="4"/>
+              <w:bottom w:val="single" w:color="999999" w:sz="4"/>
+              <w:right w:val="single" w:color="999999" w:sz="4"/>
+            </w:tcBorders>
+            <w:tcMar>
+              <w:top w:type="dxa" w:w="70"/>
+              <w:left w:type="dxa" w:w="100"/>
+              <w:bottom w:type="dxa" w:w="70"/>
+              <w:right w:type="dxa" w:w="100"/>
+            </w:tcMar>
+          </w:tcPr>
+          <w:p>
+            <w:pPr>
+              <w:spacing w:after="40"/>
+            </w:pPr>
+            <w:r>
+              <w:rPr>
+                <w:rFonts w:ascii="Arial" w:cs="Arial" w:eastAsia="Arial" w:hAnsi="Arial"/>
+                <w:sz w:val="20"/>
+                <w:szCs w:val="20"/>
+              </w:rPr>
+              <w:t xml:space="preserve">Connections 12</w:t>
+            </w:r>
+          </w:p>
+        </w:tc>
+        <w:tc>
+          <w:tcPr>
+            <w:tcW w:type="dxa" w:w="2760"/>
+            <w:tcBorders>
+              <w:top w:val="single" w:color="999999" w:sz="4"/>
+              <w:left w:val="single" w:color="999999" w:sz="4"/>
+              <w:bottom w:val="single" w:color="999999" w:sz="4"/>
+              <w:right w:val="single" w:color="999999" w:sz="4"/>
+            </w:tcBorders>
+            <w:tcMar>
+              <w:top w:type="dxa" w:w="70"/>
+              <w:left w:type="dxa" w:w="100"/>
+              <w:bottom w:type="dxa" w:w="70"/>
+              <w:right w:type="dxa" w:w="100"/>
+            </w:tcMar>
+          </w:tcPr>
+          <w:p>
+            <w:pPr>
+              <w:spacing w:after="40"/>
+            </w:pPr>
+            <w:r>
+              <w:rPr>
+                <w:rFonts w:ascii="Arial" w:cs="Arial" w:eastAsia="Arial" w:hAnsi="Arial"/>
+                <w:sz w:val="20"/>
+                <w:szCs w:val="20"/>
+              </w:rPr>
+              <w:t xml:space="preserve">Connect back to Systems Thinking.</w:t>
             </w:r>
           </w:p>
         </w:tc>
@@ -3623,7 +2854,7 @@
           <w:sz w:val="22"/>
           <w:szCs w:val="22"/>
         </w:rPr>
-        <w:t xml:space="preserve">EM is named on the first slides (the Habits of EM) and then practiced rather than described: Systems Thinking and Implications Thinking in the map and the constraint, Creating Value in the pitch. The standardized Connections content and the Matchmaking engagement complement each other, since the first builds the skill of seeing relationships and the second applies it to people and ideas.</w:t>
+        <w:t xml:space="preserve">EM is named early (the Habits of EM) and then practiced rather than described: Curiosity and Creating Value in Matchmaking, Systems Thinking and Implications Thinking in the map and the constraint. The two parts complement each other, since Matchmaking builds connections between people and Connections builds the skill of seeing relationships within a system.</w:t>
       </w:r>
     </w:p>
     <w:p>
@@ -3676,7 +2907,7 @@
           <w:sz w:val="20"/>
           <w:szCs w:val="20"/>
         </w:rPr>
-        <w:t xml:space="preserve">Hard timing: visible timer, 1-minute share-outs, and verbal time checks during the build.</w:t>
+        <w:t xml:space="preserve">Visible timer, 1-minute share-outs and verbal time checks during the build.</w:t>
       </w:r>
     </w:p>
     <w:p>
@@ -3694,25 +2925,7 @@
           <w:sz w:val="20"/>
           <w:szCs w:val="20"/>
         </w:rPr>
-        <w:t xml:space="preserve">Circulating prompts and the drama of the constraint reveal to keep energy up.</w:t>
-      </w:r>
-    </w:p>
-    <w:p>
-      <w:pPr>
-        <w:pStyle w:val="ListParagraph"/>
-        <w:numPr>
-          <w:ilvl w:val="0"/>
-          <w:numId w:val="3"/>
-        </w:numPr>
-        <w:spacing w:after="30"/>
-      </w:pPr>
-      <w:r>
-        <w:rPr>
-          <w:rFonts w:ascii="Arial" w:cs="Arial" w:eastAsia="Arial" w:hAnsi="Arial"/>
-          <w:sz w:val="20"/>
-          <w:szCs w:val="20"/>
-        </w:rPr>
-        <w:t xml:space="preserve">Materials distributed physically at tables (cards, string, markers); slides projected. Matchmaking cards handed out at the start of Part 2. </w:t>
+        <w:t xml:space="preserve">Cards handed out at the start of Part 1, and cards, string and markers at the tables for Part 2. Pairs and trios form from the matches; teams are pre-assigned. </w:t>
       </w:r>
       <w:r>
         <w:rPr>
@@ -3721,7 +2934,7 @@
           <w:szCs w:val="20"/>
           <w:shd w:fill="FFFF00" w:color="auto" w:val="clear"/>
         </w:rPr>
-        <w:t xml:space="preserve">[Confirm how groups were formed.]</w:t>
+        <w:t xml:space="preserve">[Confirm.]</w:t>
       </w:r>
     </w:p>
     <w:p>
@@ -3751,7 +2964,7 @@
           <w:sz w:val="22"/>
           <w:szCs w:val="22"/>
         </w:rPr>
-        <w:t xml:space="preserve">Participants alternate between seated team work and moving around the room, so movement is balanced. The big picture is reinforced twice: in the Mission Log and in the closing takeaway. Risk: the combined session is tight at 60 minutes, so the warm-up and the walk-and-match round were shortened. </w:t>
+        <w:t xml:space="preserve">Participants alternate between moving around the room and working at tables, so movement is balanced. The big picture is reinforced in the Matchmaking takeaway and the Mission Log. The session is tight at 60 minutes, so the warm-up and walk-and-match were shortened. </w:t>
       </w:r>
       <w:r>
         <w:rPr>
@@ -3760,7 +2973,7 @@
           <w:szCs w:val="22"/>
           <w:shd w:fill="FFFF00" w:color="auto" w:val="clear"/>
         </w:rPr>
-        <w:t xml:space="preserve">[Add observations from the session.]</w:t>
+        <w:t xml:space="preserve">[Add observations.]</w:t>
       </w:r>
     </w:p>
     <w:p>
@@ -3790,7 +3003,7 @@
           <w:sz w:val="22"/>
           <w:szCs w:val="22"/>
         </w:rPr>
-        <w:t xml:space="preserve">Space: tables for 3 teams of about 5 with room to walk. Supplies: index cards, string, markers, tape. KEEN leaders and space contact: </w:t>
+        <w:t xml:space="preserve">Space: tables for 3 teams of about 5 with room to walk. Supplies: index cards, string, markers, tape. KEEN leader and space contact: </w:t>
       </w:r>
       <w:r>
         <w:rPr>
